--- a/Survey Data/Onsite Meetings/Gold's Gym Strong Model.docx
+++ b/Survey Data/Onsite Meetings/Gold's Gym Strong Model.docx
@@ -1,41 +1,39 @@
 
 <file path=word/document.xml><?xml version="1.0" encoding="utf-8"?>
-<w:document xmlns:mc="http://schemas.openxmlformats.org/markup-compatibility/2006" xmlns:o="urn:schemas-microsoft-com:office:office" xmlns:r="http://schemas.openxmlformats.org/officeDocument/2006/relationships" xmlns:m="http://schemas.openxmlformats.org/officeDocument/2006/math" xmlns:v="urn:schemas-microsoft-com:vml" xmlns:wp="http://schemas.openxmlformats.org/drawingml/2006/wordprocessingDrawing" xmlns:w10="urn:schemas-microsoft-com:office:word" xmlns:w="http://schemas.openxmlformats.org/wordprocessingml/2006/main" xmlns:wne="http://schemas.microsoft.com/office/word/2006/wordml" xmlns:sl="http://schemas.openxmlformats.org/schemaLibrary/2006/main" xmlns:a="http://schemas.openxmlformats.org/drawingml/2006/main" xmlns:pic="http://schemas.openxmlformats.org/drawingml/2006/picture" xmlns:c="http://schemas.openxmlformats.org/drawingml/2006/chart" xmlns:lc="http://schemas.openxmlformats.org/drawingml/2006/lockedCanvas" xmlns:dgm="http://schemas.openxmlformats.org/drawingml/2006/diagram" xmlns:wps="http://schemas.microsoft.com/office/word/2010/wordprocessingShape" xmlns:wpg="http://schemas.microsoft.com/office/word/2010/wordprocessingGroup" xmlns:w14="http://schemas.microsoft.com/office/word/2010/wordml" xmlns:w15="http://schemas.microsoft.com/office/word/2012/wordml" xmlns:w16="http://schemas.microsoft.com/office/word/2018/wordml" xmlns:w16cex="http://schemas.microsoft.com/office/word/2018/wordml/cex" xmlns:w16cid="http://schemas.microsoft.com/office/word/2016/wordml/cid" xmlns="http://schemas.microsoft.com/office/tasks/2019/documenttasks" xmlns:cr="http://schemas.microsoft.com/office/comments/2020/reactions">
+<w:document xmlns:wpc="http://schemas.microsoft.com/office/word/2010/wordprocessingCanvas" xmlns:cx="http://schemas.microsoft.com/office/drawing/2014/chartex" xmlns:cx1="http://schemas.microsoft.com/office/drawing/2015/9/8/chartex" xmlns:cx2="http://schemas.microsoft.com/office/drawing/2015/10/21/chartex" xmlns:cx3="http://schemas.microsoft.com/office/drawing/2016/5/9/chartex" xmlns:cx4="http://schemas.microsoft.com/office/drawing/2016/5/10/chartex" xmlns:cx5="http://schemas.microsoft.com/office/drawing/2016/5/11/chartex" xmlns:cx6="http://schemas.microsoft.com/office/drawing/2016/5/12/chartex" xmlns:cx7="http://schemas.microsoft.com/office/drawing/2016/5/13/chartex" xmlns:cx8="http://schemas.microsoft.com/office/drawing/2016/5/14/chartex" xmlns:mc="http://schemas.openxmlformats.org/markup-compatibility/2006" xmlns:aink="http://schemas.microsoft.com/office/drawing/2016/ink" xmlns:am3d="http://schemas.microsoft.com/office/drawing/2017/model3d" xmlns:o="urn:schemas-microsoft-com:office:office" xmlns:oel="http://schemas.microsoft.com/office/2019/extlst" xmlns:r="http://schemas.openxmlformats.org/officeDocument/2006/relationships" xmlns:m="http://schemas.openxmlformats.org/officeDocument/2006/math" xmlns:v="urn:schemas-microsoft-com:vml" xmlns:wp14="http://schemas.microsoft.com/office/word/2010/wordprocessingDrawing" xmlns:wp="http://schemas.openxmlformats.org/drawingml/2006/wordprocessingDrawing" xmlns:w10="urn:schemas-microsoft-com:office:word" xmlns:w="http://schemas.openxmlformats.org/wordprocessingml/2006/main" xmlns:w14="http://schemas.microsoft.com/office/word/2010/wordml" xmlns:w15="http://schemas.microsoft.com/office/word/2012/wordml" xmlns:w16cex="http://schemas.microsoft.com/office/word/2018/wordml/cex" xmlns:w16cid="http://schemas.microsoft.com/office/word/2016/wordml/cid" xmlns:w16="http://schemas.microsoft.com/office/word/2018/wordml" xmlns:w16du="http://schemas.microsoft.com/office/word/2023/wordml/word16du" xmlns:w16sdtdh="http://schemas.microsoft.com/office/word/2020/wordml/sdtdatahash" xmlns:w16sdtfl="http://schemas.microsoft.com/office/word/2024/wordml/sdtformatlock" xmlns:w16se="http://schemas.microsoft.com/office/word/2015/wordml/symex" xmlns:wpg="http://schemas.microsoft.com/office/word/2010/wordprocessingGroup" xmlns:wpi="http://schemas.microsoft.com/office/word/2010/wordprocessingInk" xmlns:wne="http://schemas.microsoft.com/office/word/2006/wordml" xmlns:wps="http://schemas.microsoft.com/office/word/2010/wordprocessingShape" mc:Ignorable="w14 w15 w16se w16cid w16 w16cex w16sdtdh w16sdtfl w16du wp14">
   <w:body>
     <w:p>
       <w:pPr>
         <w:pStyle w:val="Heading1"/>
         <w:keepNext w:val="0"/>
         <w:keepLines w:val="0"/>
-        <w:spacing w:after="0" w:before="0" w:line="240" w:lineRule="auto"/>
-        <w:rPr>
-          <w:i w:val="1"/>
-          <w:iCs w:val="1"/>
+        <w:spacing w:before="0" w:after="0" w:line="240" w:lineRule="auto"/>
+        <w:rPr>
+          <w:i/>
+          <w:iCs/>
           <w:sz w:val="46"/>
           <w:szCs w:val="46"/>
         </w:rPr>
       </w:pPr>
-      <w:bookmarkStart w:colFirst="0" w:colLast="0" w:name="_ikl5bp5b0hrz" w:id="0"/>
+      <w:bookmarkStart w:name="_ikl5bp5b0hrz" w:colFirst="0" w:colLast="0" w:id="0"/>
       <w:bookmarkEnd w:id="0"/>
       <w:r>
         <w:rPr>
-          <w:b w:val="1"/>
-          <w:bCs w:val="1"/>
+          <w:b/>
+          <w:bCs/>
           <w:sz w:val="46"/>
           <w:szCs w:val="46"/>
-          <w:rtl w:val="0"/>
         </w:rPr>
         <w:t xml:space="preserve">GOLD’S GYM – </w:t>
       </w:r>
       <w:r>
         <w:rPr>
-          <w:i w:val="1"/>
-          <w:iCs w:val="1"/>
+          <w:i/>
+          <w:iCs/>
           <w:sz w:val="46"/>
           <w:szCs w:val="46"/>
-          <w:rtl w:val="0"/>
-        </w:rPr>
-        <w:t xml:space="preserve">PROJECT STRONG</w:t>
+        </w:rPr>
+        <w:t>PROJECT STRONG</w:t>
       </w:r>
     </w:p>
     <w:p>
@@ -43,215 +41,181 @@
         <w:pStyle w:val="Heading3"/>
         <w:keepNext w:val="0"/>
         <w:keepLines w:val="0"/>
-        <w:spacing w:after="0" w:before="0" w:line="240" w:lineRule="auto"/>
-        <w:rPr>
-          <w:b w:val="1"/>
-          <w:bCs w:val="1"/>
+        <w:spacing w:before="0" w:after="0" w:line="240" w:lineRule="auto"/>
+        <w:rPr>
+          <w:b/>
+          <w:bCs/>
           <w:color w:val="000000"/>
           <w:sz w:val="26"/>
           <w:szCs w:val="26"/>
         </w:rPr>
       </w:pPr>
-      <w:bookmarkStart w:colFirst="0" w:colLast="0" w:name="_gy2amg3jqn4g" w:id="1"/>
+      <w:bookmarkStart w:name="_gy2amg3jqn4g" w:colFirst="0" w:colLast="0" w:id="1"/>
       <w:bookmarkEnd w:id="1"/>
-      <w:r>
-        <w:rPr>
-          <w:rtl w:val="0"/>
-        </w:rPr>
-      </w:r>
     </w:p>
     <w:p>
       <w:pPr>
         <w:pStyle w:val="Heading3"/>
         <w:keepNext w:val="0"/>
         <w:keepLines w:val="0"/>
-        <w:spacing w:after="0" w:before="0" w:line="240" w:lineRule="auto"/>
-        <w:rPr>
-          <w:b w:val="1"/>
-          <w:bCs w:val="1"/>
+        <w:spacing w:before="0" w:after="0" w:line="240" w:lineRule="auto"/>
+        <w:rPr>
+          <w:b/>
+          <w:bCs/>
           <w:color w:val="000000"/>
           <w:sz w:val="26"/>
           <w:szCs w:val="26"/>
         </w:rPr>
       </w:pPr>
-      <w:bookmarkStart w:colFirst="0" w:colLast="0" w:name="_me2qlbizejia" w:id="2"/>
+      <w:bookmarkStart w:name="_me2qlbizejia" w:colFirst="0" w:colLast="0" w:id="2"/>
       <w:bookmarkEnd w:id="2"/>
       <w:r>
         <w:rPr>
-          <w:b w:val="1"/>
-          <w:bCs w:val="1"/>
+          <w:b/>
+          <w:bCs/>
           <w:color w:val="000000"/>
           <w:sz w:val="26"/>
           <w:szCs w:val="26"/>
-          <w:rtl w:val="0"/>
-        </w:rPr>
-        <w:t xml:space="preserve">Executive Summary: The Gold’s Gym of the Future</w:t>
-      </w:r>
-    </w:p>
-    <w:p>
-      <w:pPr>
-        <w:spacing w:after="0" w:before="0" w:line="240" w:lineRule="auto"/>
+        </w:rPr>
+        <w:t>Executive Summary: The Gold’s Gym of the Future</w:t>
+      </w:r>
+    </w:p>
+    <w:p>
+      <w:pPr>
+        <w:spacing w:line="240" w:lineRule="auto"/>
+        <w:rPr>
+          <w:b/>
+          <w:bCs/>
+        </w:rPr>
+      </w:pPr>
+      <w:r>
+        <w:t xml:space="preserve">Gold’s Gym is entering its next era. </w:t>
+      </w:r>
+      <w:r>
+        <w:rPr>
+          <w:b/>
+          <w:bCs/>
+        </w:rPr>
+        <w:t>Project Strong</w:t>
+      </w:r>
+      <w:r>
+        <w:t xml:space="preserve"> is the unified franchise model and operating system that will define the Gold’s Gym of the Future, purpose-built to reclaim category leadership in </w:t>
+      </w:r>
+      <w:r>
+        <w:rPr>
+          <w:b/>
+          <w:bCs/>
+        </w:rPr>
+        <w:t>strength, performance, and the aspirational fitness culture.</w:t>
+      </w:r>
+    </w:p>
+    <w:p>
+      <w:pPr>
+        <w:spacing w:line="240" w:lineRule="auto"/>
+      </w:pPr>
+    </w:p>
+    <w:p>
+      <w:pPr>
+        <w:spacing w:line="240" w:lineRule="auto"/>
         <w:rPr>
           <w:b w:val="1"/>
           <w:bCs w:val="1"/>
-        </w:rPr>
-      </w:pPr>
-      <w:r>
-        <w:rPr>
-          <w:rtl w:val="0"/>
-        </w:rPr>
-        <w:t xml:space="preserve">Gold’s Gym is entering its next era. </w:t>
+          <w:lang w:val="en-US"/>
+        </w:rPr>
+      </w:pPr>
+      <w:r>
+        <w:rPr>
+          <w:lang w:val="en-US"/>
+        </w:rPr>
+        <w:t xml:space="preserve">This next-generation Gold’s Gym is a </w:t>
       </w:r>
       <w:r>
         <w:rPr>
           <w:b w:val="1"/>
           <w:bCs w:val="1"/>
-          <w:rtl w:val="0"/>
-        </w:rPr>
-        <w:t xml:space="preserve">Project Strong</w:t>
-      </w:r>
-      <w:r>
-        <w:rPr>
-          <w:rtl w:val="0"/>
-        </w:rPr>
-        <w:t xml:space="preserve"> is the unified franchise model and operating system that will define the Gold’s Gym of the Future, purpose-built to reclaim category leadership in </w:t>
+          <w:lang w:val="en-US"/>
+        </w:rPr>
+        <w:t>30,000 sq ft strength-forward flagship</w:t>
+      </w:r>
+      <w:r>
+        <w:rPr>
+          <w:lang w:val="en-US"/>
+        </w:rPr>
+        <w:t xml:space="preserve">, engineered for the modern athlete, bodybuilder, and performance-driven member. Rather than replicating the generic amenities of HVLP clubs or big-box multipurpose facilities, Gold’s Gym 2.0 focuses on what </w:t>
+      </w:r>
+      <w:r>
+        <w:rPr>
+          <w:lang w:val="en-US"/>
+        </w:rPr>
+        <w:t>Gold’s</w:t>
+      </w:r>
+      <w:r>
+        <w:rPr>
+          <w:lang w:val="en-US"/>
+        </w:rPr>
+        <w:t xml:space="preserve"> has always done best: </w:t>
       </w:r>
       <w:r>
         <w:rPr>
           <w:b w:val="1"/>
           <w:bCs w:val="1"/>
-          <w:rtl w:val="0"/>
-        </w:rPr>
-        <w:t xml:space="preserve">strength, performance, and the aspirational fitness culture.</w:t>
-      </w:r>
-    </w:p>
-    <w:p>
-      <w:pPr>
-        <w:spacing w:after="0" w:before="0" w:line="240" w:lineRule="auto"/>
-        <w:rPr/>
-      </w:pPr>
-      <w:r>
-        <w:rPr>
-          <w:rtl w:val="0"/>
-        </w:rPr>
-      </w:r>
-    </w:p>
-    <w:p>
-      <w:pPr>
-        <w:spacing w:after="0" w:before="0" w:line="240" w:lineRule="auto"/>
-        <w:rPr>
-          <w:b w:val="1"/>
-          <w:bCs w:val="1"/>
-        </w:rPr>
-      </w:pPr>
-      <w:r>
-        <w:rPr>
-          <w:rtl w:val="0"/>
-        </w:rPr>
-        <w:t xml:space="preserve">This next-generation Gold’s Gym is a </w:t>
-      </w:r>
-      <w:r>
-        <w:rPr>
-          <w:b w:val="1"/>
-          <w:bCs w:val="1"/>
-          <w:rtl w:val="0"/>
-        </w:rPr>
-        <w:t xml:space="preserve">30,000 sq ft strength-forward flagship</w:t>
-      </w:r>
-      <w:r>
-        <w:rPr>
-          <w:rtl w:val="0"/>
-        </w:rPr>
-        <w:t xml:space="preserve">, engineered for the modern athlete, bodybuilder, and performance-driven member. Rather than replicating the generic amenities of HVLP clubs or big-box multipurpose facilities, Gold’s Gym 2.0 focuses on what Gold’s has always done best: </w:t>
-      </w:r>
-      <w:r>
-        <w:rPr>
-          <w:b w:val="1"/>
-          <w:bCs w:val="1"/>
-          <w:rtl w:val="0"/>
-        </w:rPr>
-        <w:t xml:space="preserve">unmatched strength training, elite performance environments, and a culture built around results which will bring in recovery and precision fitness.</w:t>
-      </w:r>
-    </w:p>
-    <w:p>
-      <w:pPr>
-        <w:spacing w:after="0" w:before="0" w:line="240" w:lineRule="auto"/>
-        <w:rPr/>
-      </w:pPr>
-      <w:r>
-        <w:rPr>
-          <w:rtl w:val="0"/>
-        </w:rPr>
-      </w:r>
+          <w:lang w:val="en-US"/>
+        </w:rPr>
+        <w:t>unmatched strength training, elite performance environments, and a culture built around results which will bring in recovery and precision fitness.</w:t>
+      </w:r>
+    </w:p>
+    <w:p>
+      <w:pPr>
+        <w:spacing w:line="240" w:lineRule="auto"/>
+      </w:pPr>
     </w:p>
     <w:p>
       <w:pPr>
         <w:pStyle w:val="Heading2"/>
         <w:keepNext w:val="0"/>
         <w:keepLines w:val="0"/>
-        <w:spacing w:after="0" w:before="0" w:line="240" w:lineRule="auto"/>
-        <w:rPr>
-          <w:b w:val="1"/>
-          <w:bCs w:val="1"/>
+        <w:spacing w:before="0" w:after="0" w:line="240" w:lineRule="auto"/>
+        <w:rPr>
+          <w:b/>
+          <w:bCs/>
           <w:sz w:val="34"/>
           <w:szCs w:val="34"/>
         </w:rPr>
       </w:pPr>
-      <w:bookmarkStart w:colFirst="0" w:colLast="0" w:name="_eurdr365qjrz" w:id="3"/>
+      <w:bookmarkStart w:name="_eurdr365qjrz" w:colFirst="0" w:colLast="0" w:id="3"/>
       <w:bookmarkEnd w:id="3"/>
       <w:r>
         <w:rPr>
-          <w:b w:val="1"/>
-          <w:bCs w:val="1"/>
+          <w:b/>
+          <w:bCs/>
           <w:sz w:val="34"/>
           <w:szCs w:val="34"/>
-          <w:rtl w:val="0"/>
-        </w:rPr>
-        <w:t xml:space="preserve">A Purpose-Built Strength &amp; Performance Ecosystem</w:t>
-      </w:r>
-    </w:p>
-    <w:p>
-      <w:pPr>
-        <w:spacing w:after="0" w:before="0" w:line="240" w:lineRule="auto"/>
-        <w:rPr/>
-      </w:pPr>
-      <w:r>
-        <w:rPr>
-          <w:rtl w:val="0"/>
-        </w:rPr>
-        <w:t xml:space="preserve">The Strong </w:t>
-      </w:r>
-      <w:r>
-        <w:rPr>
-          <w:rtl w:val="0"/>
-        </w:rPr>
-        <w:t xml:space="preserve">Gold’s Gym centers on delivering the </w:t>
-      </w:r>
-      <w:r>
-        <w:rPr>
-          <w:b w:val="1"/>
-          <w:bCs w:val="1"/>
-          <w:rtl w:val="0"/>
-        </w:rPr>
-        <w:t xml:space="preserve">best strength-training experience in the world</w:t>
-      </w:r>
-      <w:r>
-        <w:rPr>
-          <w:rtl w:val="0"/>
-        </w:rPr>
-        <w:t xml:space="preserve">, featuring:</w:t>
-      </w:r>
-    </w:p>
-    <w:p>
-      <w:pPr>
-        <w:spacing w:after="0" w:before="0" w:line="240" w:lineRule="auto"/>
-        <w:rPr/>
-      </w:pPr>
-      <w:r>
-        <w:rPr>
-          <w:rtl w:val="0"/>
-        </w:rPr>
-      </w:r>
+        </w:rPr>
+        <w:t>A Purpose-Built Strength &amp; Performance Ecosystem</w:t>
+      </w:r>
+    </w:p>
+    <w:p>
+      <w:pPr>
+        <w:spacing w:line="240" w:lineRule="auto"/>
+      </w:pPr>
+      <w:r>
+        <w:t xml:space="preserve">The Strong Gold’s Gym centers on delivering the </w:t>
+      </w:r>
+      <w:r>
+        <w:rPr>
+          <w:b/>
+          <w:bCs/>
+        </w:rPr>
+        <w:t>best strength-training experience in the world</w:t>
+      </w:r>
+      <w:r>
+        <w:t>, featuring:</w:t>
+      </w:r>
+    </w:p>
+    <w:p>
+      <w:pPr>
+        <w:spacing w:line="240" w:lineRule="auto"/>
+      </w:pPr>
     </w:p>
     <w:p>
       <w:pPr>
@@ -259,23 +223,20 @@
           <w:ilvl w:val="0"/>
           <w:numId w:val="2"/>
         </w:numPr>
-        <w:spacing w:after="0" w:before="0" w:line="240" w:lineRule="auto"/>
-        <w:ind w:left="720" w:hanging="360"/>
-      </w:pPr>
-      <w:r>
-        <w:rPr>
-          <w:b w:val="1"/>
-          <w:bCs w:val="1"/>
-          <w:rtl w:val="0"/>
-        </w:rPr>
-        <w:t xml:space="preserve">Massive free weight zones</w:t>
-      </w:r>
-      <w:r>
-        <w:rPr>
-          <w:rtl w:val="0"/>
-        </w:rPr>
+        <w:spacing w:line="240" w:lineRule="auto"/>
+      </w:pPr>
+      <w:r>
+        <w:rPr>
+          <w:b/>
+          <w:bCs/>
+        </w:rPr>
+        <w:t>Massive free weight zones</w:t>
+      </w:r>
+      <w:r>
         <w:t xml:space="preserve"> with expanded dumbbell ranges, Olympic platforms, specialty bars, and strength machines not found in traditional clubs.</w:t>
-        <w:br w:type="textWrapping"/>
+      </w:r>
+      <w:r>
+        <w:br/>
       </w:r>
     </w:p>
     <w:p>
@@ -284,23 +245,20 @@
           <w:ilvl w:val="0"/>
           <w:numId w:val="2"/>
         </w:numPr>
-        <w:spacing w:after="0" w:before="0" w:line="240" w:lineRule="auto"/>
-        <w:ind w:left="720" w:hanging="360"/>
-      </w:pPr>
-      <w:r>
-        <w:rPr>
-          <w:b w:val="1"/>
-          <w:bCs w:val="1"/>
-          <w:rtl w:val="0"/>
-        </w:rPr>
-        <w:t xml:space="preserve">Performance turf and functional training areas</w:t>
-      </w:r>
-      <w:r>
-        <w:rPr>
-          <w:rtl w:val="0"/>
-        </w:rPr>
+        <w:spacing w:line="240" w:lineRule="auto"/>
+      </w:pPr>
+      <w:r>
+        <w:rPr>
+          <w:b/>
+          <w:bCs/>
+        </w:rPr>
+        <w:t>Performance turf and functional training areas</w:t>
+      </w:r>
+      <w:r>
         <w:t xml:space="preserve"> designed to support HYROX-style training, conditioning, and athletic development.</w:t>
-        <w:br w:type="textWrapping"/>
+      </w:r>
+      <w:r>
+        <w:br/>
       </w:r>
     </w:p>
     <w:p>
@@ -309,23 +267,20 @@
           <w:ilvl w:val="0"/>
           <w:numId w:val="2"/>
         </w:numPr>
-        <w:spacing w:after="0" w:before="0" w:line="240" w:lineRule="auto"/>
-        <w:ind w:left="720" w:hanging="360"/>
-      </w:pPr>
-      <w:r>
-        <w:rPr>
-          <w:b w:val="1"/>
-          <w:bCs w:val="1"/>
-          <w:rtl w:val="0"/>
-        </w:rPr>
-        <w:t xml:space="preserve">A dedicated Small Group Performance Studio</w:t>
-      </w:r>
-      <w:r>
-        <w:rPr>
-          <w:rtl w:val="0"/>
-        </w:rPr>
-        <w:t xml:space="preserve">, offering classes fully aligned with strength, conditioning, and athletic performance.</w:t>
-        <w:br w:type="textWrapping"/>
+        <w:spacing w:line="240" w:lineRule="auto"/>
+      </w:pPr>
+      <w:r>
+        <w:rPr>
+          <w:b/>
+          <w:bCs/>
+        </w:rPr>
+        <w:t>A dedicated Small Group Performance Studio</w:t>
+      </w:r>
+      <w:r>
+        <w:t>, offering classes fully aligned with strength, conditioning, and athletic performance.</w:t>
+      </w:r>
+      <w:r>
+        <w:br/>
       </w:r>
     </w:p>
     <w:p>
@@ -334,23 +289,20 @@
           <w:ilvl w:val="0"/>
           <w:numId w:val="2"/>
         </w:numPr>
-        <w:spacing w:after="0" w:before="0" w:line="240" w:lineRule="auto"/>
-        <w:ind w:left="720" w:hanging="360"/>
-      </w:pPr>
-      <w:r>
-        <w:rPr>
-          <w:b w:val="1"/>
-          <w:bCs w:val="1"/>
-          <w:rtl w:val="0"/>
-        </w:rPr>
-        <w:t xml:space="preserve">Gold’s Gym Posing Room</w:t>
-      </w:r>
-      <w:r>
-        <w:rPr>
-          <w:rtl w:val="0"/>
-        </w:rPr>
-        <w:t xml:space="preserve">, a heritage-based amenity supporting bodybuilders, physique athletes, and creators.</w:t>
-        <w:br w:type="textWrapping"/>
+        <w:spacing w:line="240" w:lineRule="auto"/>
+      </w:pPr>
+      <w:r>
+        <w:rPr>
+          <w:b/>
+          <w:bCs/>
+        </w:rPr>
+        <w:t>Gold’s Gym Posing Room</w:t>
+      </w:r>
+      <w:r>
+        <w:t>, a heritage-based amenity supporting bodybuilders, physique athletes, and creators.</w:t>
+      </w:r>
+      <w:r>
+        <w:br/>
       </w:r>
     </w:p>
     <w:p>
@@ -359,33 +311,48 @@
           <w:ilvl w:val="0"/>
           <w:numId w:val="2"/>
         </w:numPr>
-        <w:spacing w:after="0" w:before="0" w:line="240" w:lineRule="auto"/>
-        <w:ind w:left="720" w:hanging="360"/>
+        <w:spacing w:line="240" w:lineRule="auto"/>
+        <w:rPr>
+          <w:lang w:val="en-US"/>
+        </w:rPr>
       </w:pPr>
       <w:r>
         <w:rPr>
           <w:b w:val="1"/>
           <w:bCs w:val="1"/>
-          <w:rtl w:val="0"/>
-        </w:rPr>
-        <w:t xml:space="preserve">Content-enabled spaces</w:t>
-      </w:r>
-      <w:r>
-        <w:rPr>
-          <w:rtl w:val="0"/>
-        </w:rPr>
-        <w:t xml:space="preserve">, with strategically designed (15% or less of total floor space) zones optimized for recording workouts, creator-friendly lighting, and social engagement.</w:t>
-        <w:br w:type="textWrapping"/>
-      </w:r>
-    </w:p>
-    <w:p>
-      <w:pPr>
-        <w:spacing w:after="0" w:before="0" w:line="240" w:lineRule="auto"/>
-        <w:rPr/>
-      </w:pPr>
-      <w:r>
-        <w:rPr>
-          <w:rtl w:val="0"/>
+          <w:lang w:val="en-US"/>
+        </w:rPr>
+        <w:t>Content-enabled spaces</w:t>
+      </w:r>
+      <w:r>
+        <w:rPr>
+          <w:lang w:val="en-US"/>
+        </w:rPr>
+        <w:t xml:space="preserve">, with strategically designed (15% or less of total floor space) zones </w:t>
+      </w:r>
+      <w:r>
+        <w:rPr>
+          <w:lang w:val="en-US"/>
+        </w:rPr>
+        <w:t>optimized</w:t>
+      </w:r>
+      <w:r>
+        <w:rPr>
+          <w:lang w:val="en-US"/>
+        </w:rPr>
+        <w:t xml:space="preserve"> for recording workouts, creator-friendly lighting, and social engagement.</w:t>
+      </w:r>
+      <w:r>
+        <w:br/>
+      </w:r>
+    </w:p>
+    <w:p>
+      <w:pPr>
+        <w:spacing w:line="240" w:lineRule="auto"/>
+      </w:pPr>
+      <w:r>
+        <w:rPr>
+          <w:lang w:val="en-US"/>
         </w:rPr>
         <w:t xml:space="preserve">This concept caters to the </w:t>
       </w:r>
@@ -393,97 +360,101 @@
         <w:rPr>
           <w:b w:val="1"/>
           <w:bCs w:val="1"/>
-          <w:rtl w:val="0"/>
-        </w:rPr>
-        <w:t xml:space="preserve">serious fitness enthusiast</w:t>
-      </w:r>
-      <w:r>
-        <w:rPr>
-          <w:rFonts w:ascii="Arial Unicode MS" w:cs="Arial Unicode MS" w:eastAsia="Arial Unicode MS" w:hAnsi="Arial Unicode MS"/>
-          <w:rtl w:val="0"/>
+          <w:lang w:val="en-US"/>
+        </w:rPr>
+        <w:t>serious fitness enthusiast</w:t>
+      </w:r>
+      <w:r>
+        <w:rPr>
+          <w:rFonts w:ascii="Arial Unicode MS" w:hAnsi="Arial Unicode MS" w:eastAsia="Arial Unicode MS" w:cs="Arial Unicode MS"/>
+          <w:lang w:val="en-US"/>
         </w:rPr>
         <w:t xml:space="preserve"> → </w:t>
       </w:r>
       <w:r>
         <w:rPr>
-          <w:rtl w:val="0"/>
-        </w:rPr>
-        <w:t xml:space="preserve">bodybuilders, HYROX competitors, aspiring athletes, fitness influencers, and experienced gym-goers, creating a training environment unavailable at EOS, Crunch, or general HVLP formats and only lightly touched by high-end luxury clubs.  </w:t>
-      </w:r>
-    </w:p>
-    <w:p>
-      <w:pPr>
-        <w:spacing w:after="0" w:before="0" w:line="240" w:lineRule="auto"/>
-        <w:rPr/>
-      </w:pPr>
-      <w:r>
-        <w:rPr>
-          <w:rtl w:val="0"/>
-        </w:rPr>
-      </w:r>
+          <w:lang w:val="en-US"/>
+        </w:rPr>
+        <w:t>bodybuilders, HYROX competitors, aspiring athletes, fitness influencers, and experienced gym-goers, creating a training environment unavailable at EOS, Crunch, or general HVLP formats and only lightly touched by high-end luxury clubs</w:t>
+      </w:r>
+      <w:r>
+        <w:rPr>
+          <w:lang w:val="en-US"/>
+        </w:rPr>
+        <w:t xml:space="preserve">.  </w:t>
+      </w:r>
+    </w:p>
+    <w:p>
+      <w:pPr>
+        <w:spacing w:line="240" w:lineRule="auto"/>
+      </w:pPr>
     </w:p>
     <w:p>
       <w:pPr>
         <w:pStyle w:val="Heading2"/>
         <w:keepNext w:val="0"/>
         <w:keepLines w:val="0"/>
-        <w:spacing w:after="0" w:before="0" w:line="240" w:lineRule="auto"/>
+        <w:spacing w:before="0" w:after="0" w:line="240" w:lineRule="auto"/>
+        <w:rPr>
+          <w:b/>
+          <w:bCs/>
+          <w:sz w:val="34"/>
+          <w:szCs w:val="34"/>
+        </w:rPr>
+      </w:pPr>
+      <w:bookmarkStart w:name="_qqv9yex2ir95" w:colFirst="0" w:colLast="0" w:id="4"/>
+      <w:bookmarkEnd w:id="4"/>
+      <w:r>
+        <w:rPr>
+          <w:b/>
+          <w:bCs/>
+          <w:sz w:val="34"/>
+          <w:szCs w:val="34"/>
+        </w:rPr>
+        <w:t>Engineered Recovery, Biohacking &amp; Precision Fitness</w:t>
+      </w:r>
+    </w:p>
+    <w:p>
+      <w:pPr>
+        <w:spacing w:line="240" w:lineRule="auto"/>
+      </w:pPr>
+      <w:r>
+        <w:rPr>
+          <w:lang w:val="en-US"/>
+        </w:rPr>
+        <w:t xml:space="preserve">To complement intense training, every club integrates a </w:t>
+      </w:r>
+      <w:r>
         <w:rPr>
           <w:b w:val="1"/>
           <w:bCs w:val="1"/>
-          <w:sz w:val="34"/>
-          <w:szCs w:val="34"/>
-        </w:rPr>
-      </w:pPr>
-      <w:bookmarkStart w:colFirst="0" w:colLast="0" w:name="_qqv9yex2ir95" w:id="4"/>
-      <w:bookmarkEnd w:id="4"/>
-      <w:r>
-        <w:rPr>
-          <w:b w:val="1"/>
-          <w:bCs w:val="1"/>
-          <w:sz w:val="34"/>
-          <w:szCs w:val="34"/>
-          <w:rtl w:val="0"/>
-        </w:rPr>
-        <w:t xml:space="preserve">Engineered Recovery, Biohacking &amp; Precision Fitness</w:t>
-      </w:r>
-    </w:p>
-    <w:p>
-      <w:pPr>
-        <w:spacing w:after="0" w:before="0" w:line="240" w:lineRule="auto"/>
-        <w:rPr/>
-      </w:pPr>
-      <w:r>
-        <w:rPr>
-          <w:rtl w:val="0"/>
-        </w:rPr>
-        <w:t xml:space="preserve">To complement intense training, every club integrates a </w:t>
-      </w:r>
-      <w:r>
-        <w:rPr>
-          <w:b w:val="1"/>
-          <w:bCs w:val="1"/>
-          <w:rtl w:val="0"/>
-        </w:rPr>
-        <w:t xml:space="preserve">full recovery &amp; biohacking suite</w:t>
-      </w:r>
-      <w:r>
-        <w:rPr>
-          <w:rtl w:val="0"/>
-        </w:rPr>
-        <w:t xml:space="preserve">, including but not limited too:</w:t>
-      </w:r>
-    </w:p>
-    <w:p>
-      <w:pPr>
-        <w:spacing w:after="0" w:before="0" w:line="240" w:lineRule="auto"/>
-        <w:rPr/>
-      </w:pPr>
-      <w:r>
-        <w:rPr>
-          <w:rtl w:val="0"/>
-        </w:rPr>
-      </w:r>
+          <w:lang w:val="en-US"/>
+        </w:rPr>
+        <w:t>full recovery &amp; biohacking suite</w:t>
+      </w:r>
+      <w:r>
+        <w:rPr>
+          <w:lang w:val="en-US"/>
+        </w:rPr>
+        <w:t xml:space="preserve">, including but not limited </w:t>
+      </w:r>
+      <w:r>
+        <w:rPr>
+          <w:lang w:val="en-US"/>
+        </w:rPr>
+        <w:t>too</w:t>
+      </w:r>
+      <w:r>
+        <w:rPr>
+          <w:lang w:val="en-US"/>
+        </w:rPr>
+        <w:t>:</w:t>
+      </w:r>
+    </w:p>
+    <w:p>
+      <w:pPr>
+        <w:spacing w:line="240" w:lineRule="auto"/>
+      </w:pPr>
     </w:p>
     <w:p>
       <w:pPr>
@@ -491,15 +462,13 @@
           <w:ilvl w:val="0"/>
           <w:numId w:val="5"/>
         </w:numPr>
-        <w:spacing w:after="0" w:before="0" w:line="240" w:lineRule="auto"/>
-        <w:ind w:left="720" w:hanging="360"/>
-      </w:pPr>
-      <w:r>
-        <w:rPr>
-          <w:rtl w:val="0"/>
-        </w:rPr>
-        <w:t xml:space="preserve">Cold plunge &amp; contrast therapies</w:t>
-        <w:br w:type="textWrapping"/>
+        <w:spacing w:line="240" w:lineRule="auto"/>
+      </w:pPr>
+      <w:r>
+        <w:t>Cold plunge &amp; contrast therapies</w:t>
+      </w:r>
+      <w:r>
+        <w:br/>
       </w:r>
     </w:p>
     <w:p>
@@ -508,15 +477,31 @@
           <w:ilvl w:val="0"/>
           <w:numId w:val="5"/>
         </w:numPr>
-        <w:spacing w:after="0" w:before="0" w:line="240" w:lineRule="auto"/>
-        <w:ind w:left="720" w:hanging="360"/>
-      </w:pPr>
-      <w:r>
-        <w:rPr>
-          <w:rtl w:val="0"/>
-        </w:rPr>
-        <w:t xml:space="preserve">Infrared sauna &amp; red light therapy</w:t>
-        <w:br w:type="textWrapping"/>
+        <w:spacing w:line="240" w:lineRule="auto"/>
+        <w:rPr>
+          <w:lang w:val="en-US"/>
+        </w:rPr>
+      </w:pPr>
+      <w:r>
+        <w:rPr>
+          <w:lang w:val="en-US"/>
+        </w:rPr>
+        <w:t xml:space="preserve">Infrared sauna &amp; </w:t>
+      </w:r>
+      <w:r>
+        <w:rPr>
+          <w:lang w:val="en-US"/>
+        </w:rPr>
+        <w:t>red light</w:t>
+      </w:r>
+      <w:r>
+        <w:rPr>
+          <w:lang w:val="en-US"/>
+        </w:rPr>
+        <w:t xml:space="preserve"> therapy</w:t>
+      </w:r>
+      <w:r>
+        <w:br/>
       </w:r>
     </w:p>
     <w:p>
@@ -525,15 +510,13 @@
           <w:ilvl w:val="0"/>
           <w:numId w:val="5"/>
         </w:numPr>
-        <w:spacing w:after="0" w:before="0" w:line="240" w:lineRule="auto"/>
-        <w:ind w:left="720" w:hanging="360"/>
-      </w:pPr>
-      <w:r>
-        <w:rPr>
-          <w:rtl w:val="0"/>
-        </w:rPr>
-        <w:t xml:space="preserve">Compression systems</w:t>
-        <w:br w:type="textWrapping"/>
+        <w:spacing w:line="240" w:lineRule="auto"/>
+      </w:pPr>
+      <w:r>
+        <w:t>Compression systems</w:t>
+      </w:r>
+      <w:r>
+        <w:br/>
       </w:r>
     </w:p>
     <w:p>
@@ -542,15 +525,13 @@
           <w:ilvl w:val="0"/>
           <w:numId w:val="5"/>
         </w:numPr>
-        <w:spacing w:after="0" w:before="0" w:line="240" w:lineRule="auto"/>
-        <w:ind w:left="720" w:hanging="360"/>
-      </w:pPr>
-      <w:r>
-        <w:rPr>
-          <w:rtl w:val="0"/>
-        </w:rPr>
-        <w:t xml:space="preserve">Percussive therapy stations</w:t>
-        <w:br w:type="textWrapping"/>
+        <w:spacing w:line="240" w:lineRule="auto"/>
+      </w:pPr>
+      <w:r>
+        <w:t>Percussive therapy stations</w:t>
+      </w:r>
+      <w:r>
+        <w:br/>
       </w:r>
     </w:p>
     <w:p>
@@ -559,159 +540,135 @@
           <w:ilvl w:val="0"/>
           <w:numId w:val="5"/>
         </w:numPr>
-        <w:spacing w:after="0" w:before="0" w:line="240" w:lineRule="auto"/>
-        <w:ind w:left="720" w:hanging="360"/>
-      </w:pPr>
-      <w:r>
-        <w:rPr>
-          <w:rtl w:val="0"/>
-        </w:rPr>
-        <w:t xml:space="preserve">Additional precision-wellness modalities as they evolve</w:t>
-        <w:br w:type="textWrapping"/>
-      </w:r>
-    </w:p>
-    <w:p>
-      <w:pPr>
-        <w:spacing w:after="0" w:before="0" w:line="240" w:lineRule="auto"/>
-        <w:rPr/>
-      </w:pPr>
-      <w:r>
-        <w:rPr>
-          <w:rtl w:val="0"/>
-        </w:rPr>
+        <w:spacing w:line="240" w:lineRule="auto"/>
+        <w:rPr>
+          <w:lang w:val="en-US"/>
+        </w:rPr>
+      </w:pPr>
+      <w:r>
+        <w:rPr>
+          <w:lang w:val="en-US"/>
+        </w:rPr>
+        <w:t>Additional</w:t>
+      </w:r>
+      <w:r>
+        <w:rPr>
+          <w:lang w:val="en-US"/>
+        </w:rPr>
+        <w:t xml:space="preserve"> precision-wellness modalities as they evolve</w:t>
+      </w:r>
+      <w:r>
+        <w:br/>
+      </w:r>
+    </w:p>
+    <w:p>
+      <w:pPr>
+        <w:spacing w:line="240" w:lineRule="auto"/>
+      </w:pPr>
+      <w:r>
         <w:t xml:space="preserve">These services elevate the member journey from “workout” to </w:t>
       </w:r>
       <w:r>
         <w:rPr>
-          <w:b w:val="1"/>
-          <w:bCs w:val="1"/>
-          <w:rtl w:val="0"/>
-        </w:rPr>
-        <w:t xml:space="preserve">performance lifestyle</w:t>
-      </w:r>
-      <w:r>
-        <w:rPr>
-          <w:rtl w:val="0"/>
-        </w:rPr>
+          <w:b/>
+          <w:bCs/>
+        </w:rPr>
+        <w:t>performance lifestyle</w:t>
+      </w:r>
+      <w:r>
         <w:t xml:space="preserve">, supported by </w:t>
       </w:r>
       <w:r>
         <w:rPr>
-          <w:b w:val="1"/>
-          <w:bCs w:val="1"/>
-          <w:rtl w:val="0"/>
-        </w:rPr>
-        <w:t xml:space="preserve">onsite nutrition and supplements</w:t>
-      </w:r>
-      <w:r>
-        <w:rPr>
-          <w:rtl w:val="0"/>
-        </w:rPr>
-        <w:t xml:space="preserve">, Gold’s retail, and integrated guidance through the Gold’s Gym App.</w:t>
-      </w:r>
-    </w:p>
-    <w:p>
-      <w:pPr>
-        <w:spacing w:after="0" w:before="0" w:line="240" w:lineRule="auto"/>
-        <w:rPr/>
-      </w:pPr>
-      <w:r>
-        <w:rPr>
-          <w:rtl w:val="0"/>
-        </w:rPr>
-      </w:r>
-    </w:p>
-    <w:p>
-      <w:pPr>
-        <w:spacing w:after="0" w:before="0" w:line="240" w:lineRule="auto"/>
-        <w:rPr/>
-      </w:pPr>
-      <w:r>
-        <w:rPr>
-          <w:rtl w:val="0"/>
-        </w:rPr>
-        <w:t xml:space="preserve">This also makes the fitness enthusiasts “off days” an on day at a Gold’s Gym.  This offering will only be available with the premier level membership and provide full access via the app. </w:t>
-      </w:r>
-    </w:p>
-    <w:p>
-      <w:pPr>
-        <w:spacing w:after="0" w:before="0" w:line="240" w:lineRule="auto"/>
-        <w:rPr/>
-      </w:pPr>
-      <w:r>
-        <w:rPr>
-          <w:rtl w:val="0"/>
-        </w:rPr>
-      </w:r>
+          <w:b/>
+          <w:bCs/>
+        </w:rPr>
+        <w:t>onsite nutrition and supplements</w:t>
+      </w:r>
+      <w:r>
+        <w:t>, Gold’s retail, and integrated guidance through the Gold’s Gym App.</w:t>
+      </w:r>
+    </w:p>
+    <w:p>
+      <w:pPr>
+        <w:spacing w:line="240" w:lineRule="auto"/>
+      </w:pPr>
+    </w:p>
+    <w:p>
+      <w:pPr>
+        <w:spacing w:line="240" w:lineRule="auto"/>
+      </w:pPr>
+      <w:r>
+        <w:rPr>
+          <w:lang w:val="en-US"/>
+        </w:rPr>
+        <w:t>This also makes the fitness enthusiasts “off days” an on day at a Gold’s Gym</w:t>
+      </w:r>
+      <w:r>
+        <w:rPr>
+          <w:lang w:val="en-US"/>
+        </w:rPr>
+        <w:t xml:space="preserve">.  </w:t>
+      </w:r>
+      <w:r>
+        <w:rPr>
+          <w:lang w:val="en-US"/>
+        </w:rPr>
+        <w:t xml:space="preserve">This offering will only be available with the premier level membership and provide full access via the app. </w:t>
+      </w:r>
+    </w:p>
+    <w:p>
+      <w:pPr>
+        <w:spacing w:line="240" w:lineRule="auto"/>
+      </w:pPr>
     </w:p>
     <w:p>
       <w:pPr>
         <w:pStyle w:val="Heading2"/>
         <w:keepNext w:val="0"/>
         <w:keepLines w:val="0"/>
-        <w:spacing w:after="0" w:before="0" w:line="240" w:lineRule="auto"/>
-        <w:rPr>
-          <w:b w:val="1"/>
-          <w:bCs w:val="1"/>
+        <w:spacing w:before="0" w:after="0" w:line="240" w:lineRule="auto"/>
+        <w:rPr>
+          <w:b/>
+          <w:bCs/>
           <w:sz w:val="34"/>
           <w:szCs w:val="34"/>
         </w:rPr>
       </w:pPr>
-      <w:bookmarkStart w:colFirst="0" w:colLast="0" w:name="_7d10hw7bzxru" w:id="5"/>
+      <w:bookmarkStart w:name="_7d10hw7bzxru" w:colFirst="0" w:colLast="0" w:id="5"/>
       <w:bookmarkEnd w:id="5"/>
       <w:r>
         <w:rPr>
-          <w:b w:val="1"/>
-          <w:bCs w:val="1"/>
+          <w:b/>
+          <w:bCs/>
           <w:sz w:val="34"/>
           <w:szCs w:val="34"/>
-          <w:rtl w:val="0"/>
-        </w:rPr>
-        <w:t xml:space="preserve">Unified Technology for a Unified Franchise System</w:t>
-      </w:r>
-    </w:p>
-    <w:p>
-      <w:pPr>
-        <w:spacing w:after="0" w:before="0" w:line="240" w:lineRule="auto"/>
-        <w:rPr/>
-      </w:pPr>
-      <w:r>
-        <w:rPr>
-          <w:rtl w:val="0"/>
-        </w:rPr>
-        <w:t xml:space="preserve">Strong </w:t>
-      </w:r>
-      <w:r>
-        <w:rPr>
-          <w:rtl w:val="0"/>
-        </w:rPr>
-        <w:t xml:space="preserve">Gold’s Gym is anchored by </w:t>
-      </w:r>
-      <w:r>
-        <w:rPr>
-          <w:b w:val="1"/>
-          <w:bCs w:val="1"/>
-          <w:rtl w:val="0"/>
-        </w:rPr>
-        <w:t xml:space="preserve">one connected technology system</w:t>
-      </w:r>
-      <w:r>
-        <w:rPr>
-          <w:rtl w:val="0"/>
-        </w:rPr>
+        </w:rPr>
+        <w:t>Unified Technology for a Unified Franchise System</w:t>
+      </w:r>
+    </w:p>
+    <w:p>
+      <w:pPr>
+        <w:spacing w:line="240" w:lineRule="auto"/>
+      </w:pPr>
+      <w:r>
+        <w:t xml:space="preserve">Strong Gold’s Gym is anchored by </w:t>
+      </w:r>
+      <w:r>
+        <w:rPr>
+          <w:b/>
+          <w:bCs/>
+        </w:rPr>
+        <w:t>one connected technology system</w:t>
+      </w:r>
+      <w:r>
         <w:t xml:space="preserve"> powering:</w:t>
       </w:r>
     </w:p>
     <w:p>
       <w:pPr>
-        <w:spacing w:after="0" w:before="0" w:line="240" w:lineRule="auto"/>
-        <w:rPr/>
-      </w:pPr>
-      <w:r>
-        <w:rPr>
-          <w:rtl w:val="0"/>
-        </w:rPr>
-      </w:r>
+        <w:spacing w:line="240" w:lineRule="auto"/>
+      </w:pPr>
     </w:p>
     <w:p>
       <w:pPr>
@@ -719,23 +676,20 @@
           <w:ilvl w:val="0"/>
           <w:numId w:val="4"/>
         </w:numPr>
-        <w:spacing w:after="0" w:before="0" w:line="240" w:lineRule="auto"/>
-        <w:ind w:left="720" w:hanging="360"/>
-      </w:pPr>
-      <w:r>
-        <w:rPr>
-          <w:b w:val="1"/>
-          <w:bCs w:val="1"/>
-          <w:rtl w:val="0"/>
-        </w:rPr>
-        <w:t xml:space="preserve">Membership access levels</w:t>
-      </w:r>
-      <w:r>
-        <w:rPr>
-          <w:rtl w:val="0"/>
-        </w:rPr>
+        <w:spacing w:line="240" w:lineRule="auto"/>
+      </w:pPr>
+      <w:r>
+        <w:rPr>
+          <w:b/>
+          <w:bCs/>
+        </w:rPr>
+        <w:t>Membership access levels</w:t>
+      </w:r>
+      <w:r>
         <w:t xml:space="preserve"> </w:t>
-        <w:br w:type="textWrapping"/>
+      </w:r>
+      <w:r>
+        <w:br/>
       </w:r>
     </w:p>
     <w:p>
@@ -744,17 +698,21 @@
           <w:ilvl w:val="0"/>
           <w:numId w:val="4"/>
         </w:numPr>
-        <w:spacing w:after="0" w:before="0" w:line="240" w:lineRule="auto"/>
-        <w:ind w:left="720" w:hanging="360"/>
-      </w:pPr>
-      <w:r>
-        <w:rPr>
-          <w:b w:val="1"/>
-          <w:bCs w:val="1"/>
-          <w:rtl w:val="0"/>
-        </w:rPr>
-        <w:t xml:space="preserve">Recovery &amp; class access control</w:t>
-        <w:br w:type="textWrapping"/>
+        <w:spacing w:line="240" w:lineRule="auto"/>
+      </w:pPr>
+      <w:r>
+        <w:rPr>
+          <w:b/>
+          <w:bCs/>
+        </w:rPr>
+        <w:t>Recovery &amp; class access control</w:t>
+      </w:r>
+      <w:r>
+        <w:rPr>
+          <w:b/>
+          <w:bCs/>
+        </w:rPr>
+        <w:br/>
       </w:r>
     </w:p>
     <w:p>
@@ -763,17 +721,21 @@
           <w:ilvl w:val="0"/>
           <w:numId w:val="4"/>
         </w:numPr>
-        <w:spacing w:after="0" w:before="0" w:line="240" w:lineRule="auto"/>
-        <w:ind w:left="720" w:hanging="360"/>
-      </w:pPr>
-      <w:r>
+        <w:spacing w:line="240" w:lineRule="auto"/>
         <w:rPr>
           <w:b w:val="1"/>
           <w:bCs w:val="1"/>
-          <w:rtl w:val="0"/>
-        </w:rPr>
-        <w:t xml:space="preserve">Franchise-wide programming and equipment standards</w:t>
-        <w:br w:type="textWrapping"/>
+        </w:rPr>
+      </w:pPr>
+      <w:r>
+        <w:rPr>
+          <w:b w:val="1"/>
+          <w:bCs w:val="1"/>
+        </w:rPr>
+        <w:t>Franchise-wide programming and equipment standards</w:t>
+      </w:r>
+      <w:r>
+        <w:br/>
       </w:r>
     </w:p>
     <w:p>
@@ -782,32 +744,25 @@
           <w:ilvl w:val="0"/>
           <w:numId w:val="4"/>
         </w:numPr>
-        <w:spacing w:after="0" w:before="0" w:line="240" w:lineRule="auto"/>
-        <w:ind w:left="720" w:hanging="360"/>
-      </w:pPr>
-      <w:r>
-        <w:rPr>
-          <w:b w:val="1"/>
-          <w:bCs w:val="1"/>
-          <w:rtl w:val="0"/>
-        </w:rPr>
-        <w:t xml:space="preserve">Operational consistency across all new locations</w:t>
-      </w:r>
-    </w:p>
-    <w:p>
-      <w:pPr>
-        <w:spacing w:after="0" w:before="0" w:line="240" w:lineRule="auto"/>
-        <w:ind w:left="720" w:firstLine="0"/>
-        <w:rPr>
-          <w:b w:val="1"/>
-          <w:bCs w:val="1"/>
-        </w:rPr>
-      </w:pPr>
-      <w:r>
-        <w:rPr>
-          <w:rtl w:val="0"/>
-        </w:rPr>
-      </w:r>
+        <w:spacing w:line="240" w:lineRule="auto"/>
+      </w:pPr>
+      <w:r>
+        <w:rPr>
+          <w:b/>
+          <w:bCs/>
+        </w:rPr>
+        <w:t>Operational consistency across all new locations</w:t>
+      </w:r>
+    </w:p>
+    <w:p>
+      <w:pPr>
+        <w:spacing w:line="240" w:lineRule="auto"/>
+        <w:ind w:left="720"/>
+        <w:rPr>
+          <w:b/>
+          <w:bCs/>
+        </w:rPr>
+      </w:pPr>
     </w:p>
     <w:p>
       <w:pPr>
@@ -815,66 +770,72 @@
           <w:ilvl w:val="0"/>
           <w:numId w:val="4"/>
         </w:numPr>
-        <w:spacing w:after="0" w:before="0" w:line="240" w:lineRule="auto"/>
-        <w:ind w:left="720" w:hanging="360"/>
-      </w:pPr>
-      <w:r>
-        <w:rPr>
-          <w:b w:val="1"/>
-          <w:bCs w:val="1"/>
-          <w:rtl w:val="0"/>
+        <w:spacing w:line="240" w:lineRule="auto"/>
+      </w:pPr>
+      <w:r>
+        <w:rPr>
+          <w:b/>
+          <w:bCs/>
         </w:rPr>
         <w:t xml:space="preserve">Unified data systems across the entire funnel </w:t>
-        <w:br w:type="textWrapping"/>
-      </w:r>
-    </w:p>
-    <w:p>
-      <w:pPr>
-        <w:spacing w:after="0" w:before="0" w:line="240" w:lineRule="auto"/>
-        <w:rPr>
-          <w:b w:val="1"/>
-          <w:bCs w:val="1"/>
-        </w:rPr>
-      </w:pPr>
-      <w:r>
-        <w:rPr>
-          <w:rtl w:val="0"/>
-        </w:rPr>
+      </w:r>
+      <w:r>
+        <w:rPr>
+          <w:b/>
+          <w:bCs/>
+        </w:rPr>
+        <w:br/>
+      </w:r>
+    </w:p>
+    <w:p>
+      <w:pPr>
+        <w:spacing w:line="240" w:lineRule="auto"/>
+        <w:rPr>
+          <w:b/>
+          <w:bCs/>
+        </w:rPr>
+      </w:pPr>
+      <w:r>
         <w:t xml:space="preserve">The system ensures every new franchise launches with </w:t>
       </w:r>
       <w:r>
         <w:rPr>
-          <w:b w:val="1"/>
-          <w:bCs w:val="1"/>
-          <w:rtl w:val="0"/>
-        </w:rPr>
-        <w:t xml:space="preserve">one operating model, one technology ecosystem, and one brand-standard playbook.</w:t>
-      </w:r>
-    </w:p>
-    <w:p>
-      <w:pPr>
-        <w:spacing w:after="0" w:before="0" w:line="240" w:lineRule="auto"/>
-        <w:rPr>
-          <w:b w:val="1"/>
-          <w:bCs w:val="1"/>
-        </w:rPr>
-      </w:pPr>
-      <w:r>
-        <w:rPr>
-          <w:rtl w:val="0"/>
-        </w:rPr>
-      </w:r>
-    </w:p>
-    <w:p>
-      <w:pPr>
-        <w:spacing w:after="0" w:before="0" w:line="240" w:lineRule="auto"/>
-        <w:rPr/>
-      </w:pPr>
-      <w:r>
-        <w:rPr>
-          <w:rtl w:val="0"/>
-        </w:rPr>
-        <w:t xml:space="preserve">The pricing of the Strong Gold’s Gym model is not low price but more specialized with no membership under $49.95 and premier level memberships starting at $69.95.  These will vary some based on markets but the idea is to be double the price of HVLP while still remaining below the $90 pricing segments. </w:t>
+          <w:b/>
+          <w:bCs/>
+        </w:rPr>
+        <w:t>one operating model, one technology ecosystem, and one brand-standard playbook.</w:t>
+      </w:r>
+    </w:p>
+    <w:p>
+      <w:pPr>
+        <w:spacing w:line="240" w:lineRule="auto"/>
+        <w:rPr>
+          <w:b/>
+          <w:bCs/>
+        </w:rPr>
+      </w:pPr>
+    </w:p>
+    <w:p>
+      <w:pPr>
+        <w:spacing w:line="240" w:lineRule="auto"/>
+      </w:pPr>
+      <w:r>
+        <w:rPr>
+          <w:lang w:val="en-US"/>
+        </w:rPr>
+        <w:t xml:space="preserve">The pricing of the Strong Gold’s Gym model is not low price but more specialized with no membership under $49.95 and premier level memberships starting at $69.95.  These will vary some based on </w:t>
+      </w:r>
+      <w:r>
+        <w:rPr>
+          <w:lang w:val="en-US"/>
+        </w:rPr>
+        <w:t>markets</w:t>
+      </w:r>
+      <w:r>
+        <w:rPr>
+          <w:lang w:val="en-US"/>
+        </w:rPr>
+        <w:t xml:space="preserve"> but the idea is to be double the price of HVLP while still remaining below the $90 pricing segments. </w:t>
       </w:r>
     </w:p>
     <w:p>
@@ -882,129 +843,93 @@
         <w:pStyle w:val="Heading2"/>
         <w:keepNext w:val="0"/>
         <w:keepLines w:val="0"/>
-        <w:spacing w:after="0" w:before="0" w:line="240" w:lineRule="auto"/>
-        <w:rPr>
-          <w:b w:val="1"/>
-          <w:bCs w:val="1"/>
+        <w:spacing w:before="0" w:after="0" w:line="240" w:lineRule="auto"/>
+        <w:rPr>
+          <w:b/>
+          <w:bCs/>
           <w:sz w:val="34"/>
           <w:szCs w:val="34"/>
         </w:rPr>
       </w:pPr>
-      <w:bookmarkStart w:colFirst="0" w:colLast="0" w:name="_tonu2loq80l1" w:id="6"/>
+      <w:bookmarkStart w:name="_tonu2loq80l1" w:colFirst="0" w:colLast="0" w:id="6"/>
       <w:bookmarkEnd w:id="6"/>
-      <w:r>
-        <w:rPr>
-          <w:rtl w:val="0"/>
-        </w:rPr>
-      </w:r>
     </w:p>
     <w:p>
       <w:pPr>
         <w:pStyle w:val="Heading2"/>
         <w:keepNext w:val="0"/>
         <w:keepLines w:val="0"/>
-        <w:spacing w:after="0" w:before="0" w:line="240" w:lineRule="auto"/>
-        <w:rPr>
-          <w:b w:val="1"/>
-          <w:bCs w:val="1"/>
+        <w:spacing w:before="0" w:after="0" w:line="240" w:lineRule="auto"/>
+        <w:rPr>
+          <w:b/>
+          <w:bCs/>
           <w:sz w:val="34"/>
           <w:szCs w:val="34"/>
         </w:rPr>
       </w:pPr>
-      <w:bookmarkStart w:colFirst="0" w:colLast="0" w:name="_eunk2xliw8r6" w:id="7"/>
+      <w:bookmarkStart w:name="_eunk2xliw8r6" w:colFirst="0" w:colLast="0" w:id="7"/>
       <w:bookmarkEnd w:id="7"/>
       <w:r>
         <w:rPr>
-          <w:b w:val="1"/>
-          <w:bCs w:val="1"/>
+          <w:b/>
+          <w:bCs/>
           <w:sz w:val="34"/>
           <w:szCs w:val="34"/>
-          <w:rtl w:val="0"/>
-        </w:rPr>
-        <w:t xml:space="preserve">Target Market &amp; Membership Model</w:t>
-      </w:r>
-    </w:p>
-    <w:p>
-      <w:pPr>
-        <w:spacing w:after="0" w:before="0" w:line="240" w:lineRule="auto"/>
-        <w:rPr/>
-      </w:pPr>
-      <w:r>
-        <w:rPr>
-          <w:rtl w:val="0"/>
-        </w:rPr>
-        <w:t xml:space="preserve">The Strong </w:t>
-      </w:r>
-      <w:r>
-        <w:rPr>
-          <w:rtl w:val="0"/>
-        </w:rPr>
-        <w:t xml:space="preserve">Gold’s Gym is </w:t>
-      </w:r>
-      <w:r>
-        <w:rPr>
-          <w:b w:val="1"/>
-          <w:bCs w:val="1"/>
-          <w:rtl w:val="0"/>
-        </w:rPr>
-        <w:t xml:space="preserve">not</w:t>
-      </w:r>
-      <w:r>
-        <w:rPr>
-          <w:rtl w:val="0"/>
-        </w:rPr>
+        </w:rPr>
+        <w:t>Target Market &amp; Membership Model</w:t>
+      </w:r>
+    </w:p>
+    <w:p>
+      <w:pPr>
+        <w:spacing w:line="240" w:lineRule="auto"/>
+      </w:pPr>
+      <w:r>
+        <w:t xml:space="preserve">The Strong Gold’s Gym is </w:t>
+      </w:r>
+      <w:r>
+        <w:rPr>
+          <w:b/>
+          <w:bCs/>
+        </w:rPr>
+        <w:t>not</w:t>
+      </w:r>
+      <w:r>
         <w:t xml:space="preserve"> designed for the general population searching for spas, pools, childcare, or low-price, high-volume amenities. Instead, it is designed for the </w:t>
       </w:r>
       <w:r>
         <w:rPr>
-          <w:b w:val="1"/>
-          <w:bCs w:val="1"/>
-          <w:rtl w:val="0"/>
-        </w:rPr>
-        <w:t xml:space="preserve">modern performance consumer</w:t>
-      </w:r>
-      <w:r>
-        <w:rPr>
-          <w:rtl w:val="0"/>
-        </w:rPr>
-        <w:t xml:space="preserve">, </w:t>
-      </w:r>
-      <w:r>
-        <w:rPr>
-          <w:rtl w:val="0"/>
-        </w:rPr>
-        <w:t xml:space="preserve">the individual who wants a premium, serious training environment without the crowds and compromises of HVLP clubs.</w:t>
-      </w:r>
-    </w:p>
-    <w:p>
-      <w:pPr>
-        <w:spacing w:after="0" w:before="0" w:line="240" w:lineRule="auto"/>
-        <w:rPr>
-          <w:b w:val="1"/>
-          <w:bCs w:val="1"/>
-        </w:rPr>
-      </w:pPr>
-      <w:r>
-        <w:rPr>
-          <w:rtl w:val="0"/>
-        </w:rPr>
-      </w:r>
-    </w:p>
-    <w:p>
-      <w:pPr>
-        <w:spacing w:after="0" w:before="0" w:line="240" w:lineRule="auto"/>
-        <w:rPr>
-          <w:b w:val="1"/>
-          <w:bCs w:val="1"/>
-        </w:rPr>
-      </w:pPr>
-      <w:r>
-        <w:rPr>
-          <w:b w:val="1"/>
-          <w:bCs w:val="1"/>
-          <w:rtl w:val="0"/>
-        </w:rPr>
-        <w:t xml:space="preserve">Membership Tiers:</w:t>
+          <w:b/>
+          <w:bCs/>
+        </w:rPr>
+        <w:t>modern performance consumer</w:t>
+      </w:r>
+      <w:r>
+        <w:t>, the individual who wants a premium, serious training environment without the crowds and compromises of HVLP clubs.</w:t>
+      </w:r>
+    </w:p>
+    <w:p>
+      <w:pPr>
+        <w:spacing w:line="240" w:lineRule="auto"/>
+        <w:rPr>
+          <w:b/>
+          <w:bCs/>
+        </w:rPr>
+      </w:pPr>
+    </w:p>
+    <w:p>
+      <w:pPr>
+        <w:spacing w:line="240" w:lineRule="auto"/>
+        <w:rPr>
+          <w:b/>
+          <w:bCs/>
+        </w:rPr>
+      </w:pPr>
+      <w:r>
+        <w:rPr>
+          <w:b/>
+          <w:bCs/>
+        </w:rPr>
+        <w:t>Membership Tiers:</w:t>
       </w:r>
     </w:p>
     <w:p>
@@ -1013,23 +938,39 @@
           <w:ilvl w:val="0"/>
           <w:numId w:val="6"/>
         </w:numPr>
-        <w:spacing w:after="0" w:before="0" w:line="240" w:lineRule="auto"/>
-        <w:ind w:left="720" w:hanging="360"/>
+        <w:spacing w:line="240" w:lineRule="auto"/>
+        <w:rPr>
+          <w:lang w:val="en-US"/>
+        </w:rPr>
       </w:pPr>
       <w:r>
         <w:rPr>
           <w:b w:val="1"/>
           <w:bCs w:val="1"/>
-          <w:rtl w:val="0"/>
-        </w:rPr>
-        <w:t xml:space="preserve">Basic</w:t>
-      </w:r>
-      <w:r>
-        <w:rPr>
-          <w:rtl w:val="0"/>
-        </w:rPr>
-        <w:t xml:space="preserve"> – Full gym access excluding recovery suite and small-group performance classes.</w:t>
-        <w:br w:type="textWrapping"/>
+          <w:lang w:val="en-US"/>
+        </w:rPr>
+        <w:t>Basic</w:t>
+      </w:r>
+      <w:r>
+        <w:rPr>
+          <w:lang w:val="en-US"/>
+        </w:rPr>
+        <w:t xml:space="preserve"> – Full gym access excluding recovery suite and </w:t>
+      </w:r>
+      <w:r>
+        <w:rPr>
+          <w:lang w:val="en-US"/>
+        </w:rPr>
+        <w:t>small-group</w:t>
+      </w:r>
+      <w:r>
+        <w:rPr>
+          <w:lang w:val="en-US"/>
+        </w:rPr>
+        <w:t xml:space="preserve"> performance classes.</w:t>
+      </w:r>
+      <w:r>
+        <w:br/>
       </w:r>
     </w:p>
     <w:p>
@@ -1038,20 +979,22 @@
           <w:ilvl w:val="0"/>
           <w:numId w:val="6"/>
         </w:numPr>
-        <w:spacing w:after="0" w:before="0" w:line="240" w:lineRule="auto"/>
-        <w:ind w:left="720" w:hanging="360"/>
+        <w:spacing w:line="240" w:lineRule="auto"/>
+        <w:rPr>
+          <w:lang w:val="en-US"/>
+        </w:rPr>
       </w:pPr>
       <w:r>
         <w:rPr>
           <w:b w:val="1"/>
           <w:bCs w:val="1"/>
-          <w:rtl w:val="0"/>
-        </w:rPr>
-        <w:t xml:space="preserve">Performance+</w:t>
-      </w:r>
-      <w:r>
-        <w:rPr>
-          <w:rtl w:val="0"/>
+          <w:lang w:val="en-US"/>
+        </w:rPr>
+        <w:t>Performance+</w:t>
+      </w:r>
+      <w:r>
+        <w:rPr>
+          <w:lang w:val="en-US"/>
         </w:rPr>
         <w:t xml:space="preserve"> – All-access membership including recovery suite, classes, and </w:t>
       </w:r>
@@ -1059,15 +1002,44 @@
         <w:rPr>
           <w:b w:val="1"/>
           <w:bCs w:val="1"/>
-          <w:rtl w:val="0"/>
-        </w:rPr>
-        <w:t xml:space="preserve">entry-level HYROX event integration option in partnership with Hyrox. </w:t>
-      </w:r>
-      <w:r>
-        <w:rPr>
-          <w:rtl w:val="0"/>
-        </w:rPr>
-        <w:br w:type="textWrapping"/>
+          <w:lang w:val="en-US"/>
+        </w:rPr>
+        <w:t xml:space="preserve">entry-level HYROX event integration </w:t>
+      </w:r>
+      <w:r>
+        <w:rPr>
+          <w:b w:val="1"/>
+          <w:bCs w:val="1"/>
+          <w:lang w:val="en-US"/>
+        </w:rPr>
+        <w:t>option</w:t>
+      </w:r>
+      <w:r>
+        <w:rPr>
+          <w:b w:val="1"/>
+          <w:bCs w:val="1"/>
+          <w:lang w:val="en-US"/>
+        </w:rPr>
+        <w:t xml:space="preserve"> in partnership with </w:t>
+      </w:r>
+      <w:r>
+        <w:rPr>
+          <w:b w:val="1"/>
+          <w:bCs w:val="1"/>
+          <w:lang w:val="en-US"/>
+        </w:rPr>
+        <w:t>Hyrox</w:t>
+      </w:r>
+      <w:r>
+        <w:rPr>
+          <w:b w:val="1"/>
+          <w:bCs w:val="1"/>
+          <w:lang w:val="en-US"/>
+        </w:rPr>
+        <w:t xml:space="preserve">. </w:t>
+      </w:r>
+      <w:r>
+        <w:br/>
       </w:r>
     </w:p>
     <w:p>
@@ -1076,23 +1048,39 @@
           <w:ilvl w:val="0"/>
           <w:numId w:val="6"/>
         </w:numPr>
-        <w:spacing w:after="0" w:before="0" w:line="240" w:lineRule="auto"/>
-        <w:ind w:left="720" w:hanging="360"/>
+        <w:spacing w:line="240" w:lineRule="auto"/>
+        <w:rPr>
+          <w:lang w:val="en-US"/>
+        </w:rPr>
       </w:pPr>
       <w:r>
         <w:rPr>
           <w:b w:val="1"/>
           <w:bCs w:val="1"/>
-          <w:rtl w:val="0"/>
-        </w:rPr>
-        <w:t xml:space="preserve">Optional Local Add-Ons</w:t>
-      </w:r>
-      <w:r>
-        <w:rPr>
-          <w:rtl w:val="0"/>
-        </w:rPr>
-        <w:t xml:space="preserve"> – Outdoor training zones, specialty clinics, or advanced recovery upgrades where applicable and strategic retail partners.  </w:t>
-        <w:br w:type="textWrapping"/>
+          <w:lang w:val="en-US"/>
+        </w:rPr>
+        <w:t>Optional Local Add-Ons</w:t>
+      </w:r>
+      <w:r>
+        <w:rPr>
+          <w:lang w:val="en-US"/>
+        </w:rPr>
+        <w:t xml:space="preserve"> – Outdoor training zones, specialty clinics, or advanced recovery upgrades where applicable and strategic retail partners</w:t>
+      </w:r>
+      <w:r>
+        <w:rPr>
+          <w:lang w:val="en-US"/>
+        </w:rPr>
+        <w:t>.</w:t>
+      </w:r>
+      <w:r>
+        <w:rPr>
+          <w:lang w:val="en-US"/>
+        </w:rPr>
+        <w:t xml:space="preserve">  </w:t>
+      </w:r>
+      <w:r>
+        <w:br/>
       </w:r>
     </w:p>
     <w:p>
@@ -1100,49 +1088,53 @@
         <w:pStyle w:val="Heading2"/>
         <w:keepNext w:val="0"/>
         <w:keepLines w:val="0"/>
-        <w:spacing w:after="0" w:before="0" w:line="240" w:lineRule="auto"/>
-        <w:rPr>
-          <w:b w:val="1"/>
-          <w:bCs w:val="1"/>
+        <w:spacing w:before="0" w:after="0" w:line="240" w:lineRule="auto"/>
+        <w:rPr>
+          <w:b/>
+          <w:bCs/>
           <w:sz w:val="34"/>
           <w:szCs w:val="34"/>
         </w:rPr>
       </w:pPr>
-      <w:bookmarkStart w:colFirst="0" w:colLast="0" w:name="_7thidu1xat3b" w:id="8"/>
+      <w:bookmarkStart w:name="_7thidu1xat3b" w:colFirst="0" w:colLast="0" w:id="8"/>
       <w:bookmarkEnd w:id="8"/>
       <w:r>
         <w:rPr>
-          <w:b w:val="1"/>
-          <w:bCs w:val="1"/>
+          <w:b/>
+          <w:bCs/>
           <w:sz w:val="34"/>
           <w:szCs w:val="34"/>
-          <w:rtl w:val="0"/>
-        </w:rPr>
-        <w:t xml:space="preserve">Operational Model &amp; Staffing Structure</w:t>
-      </w:r>
-    </w:p>
-    <w:p>
-      <w:pPr>
-        <w:spacing w:after="0" w:before="0" w:line="240" w:lineRule="auto"/>
-        <w:rPr/>
-      </w:pPr>
-      <w:r>
-        <w:rPr>
-          <w:rtl w:val="0"/>
-        </w:rPr>
-        <w:t xml:space="preserve">Each club will operate with a staff light model including:</w:t>
-      </w:r>
-    </w:p>
-    <w:p>
-      <w:pPr>
-        <w:spacing w:after="0" w:before="0" w:line="240" w:lineRule="auto"/>
-        <w:rPr/>
-      </w:pPr>
-      <w:r>
-        <w:rPr>
-          <w:rtl w:val="0"/>
-        </w:rPr>
-      </w:r>
+        </w:rPr>
+        <w:t>Operational Model &amp; Staffing Structure</w:t>
+      </w:r>
+    </w:p>
+    <w:p>
+      <w:pPr>
+        <w:spacing w:line="240" w:lineRule="auto"/>
+      </w:pPr>
+      <w:r>
+        <w:rPr>
+          <w:lang w:val="en-US"/>
+        </w:rPr>
+        <w:t xml:space="preserve">Each club will </w:t>
+      </w:r>
+      <w:r>
+        <w:rPr>
+          <w:lang w:val="en-US"/>
+        </w:rPr>
+        <w:t>operate</w:t>
+      </w:r>
+      <w:r>
+        <w:rPr>
+          <w:lang w:val="en-US"/>
+        </w:rPr>
+        <w:t xml:space="preserve"> with a staff light model including:</w:t>
+      </w:r>
+    </w:p>
+    <w:p>
+      <w:pPr>
+        <w:spacing w:line="240" w:lineRule="auto"/>
+      </w:pPr>
     </w:p>
     <w:p>
       <w:pPr>
@@ -1150,17 +1142,21 @@
           <w:ilvl w:val="0"/>
           <w:numId w:val="3"/>
         </w:numPr>
-        <w:spacing w:after="0" w:before="0" w:line="240" w:lineRule="auto"/>
-        <w:ind w:left="720" w:hanging="360"/>
-      </w:pPr>
-      <w:r>
-        <w:rPr>
-          <w:b w:val="1"/>
-          <w:bCs w:val="1"/>
-          <w:rtl w:val="0"/>
-        </w:rPr>
-        <w:t xml:space="preserve">GM + AGM leadership team</w:t>
-        <w:br w:type="textWrapping"/>
+        <w:spacing w:line="240" w:lineRule="auto"/>
+      </w:pPr>
+      <w:r>
+        <w:rPr>
+          <w:b/>
+          <w:bCs/>
+        </w:rPr>
+        <w:t>GM + AGM leadership team</w:t>
+      </w:r>
+      <w:r>
+        <w:rPr>
+          <w:b/>
+          <w:bCs/>
+        </w:rPr>
+        <w:br/>
       </w:r>
     </w:p>
     <w:p>
@@ -1169,17 +1165,21 @@
           <w:ilvl w:val="0"/>
           <w:numId w:val="3"/>
         </w:numPr>
-        <w:spacing w:after="0" w:before="0" w:line="240" w:lineRule="auto"/>
-        <w:ind w:left="720" w:hanging="360"/>
-      </w:pPr>
-      <w:r>
-        <w:rPr>
-          <w:b w:val="1"/>
-          <w:bCs w:val="1"/>
-          <w:rtl w:val="0"/>
-        </w:rPr>
-        <w:t xml:space="preserve">Front desk + member services staff</w:t>
-        <w:br w:type="textWrapping"/>
+        <w:spacing w:line="240" w:lineRule="auto"/>
+      </w:pPr>
+      <w:r>
+        <w:rPr>
+          <w:b/>
+          <w:bCs/>
+        </w:rPr>
+        <w:t>Front desk + member services staff</w:t>
+      </w:r>
+      <w:r>
+        <w:rPr>
+          <w:b/>
+          <w:bCs/>
+        </w:rPr>
+        <w:br/>
       </w:r>
     </w:p>
     <w:p>
@@ -1188,23 +1188,20 @@
           <w:ilvl w:val="0"/>
           <w:numId w:val="3"/>
         </w:numPr>
-        <w:spacing w:after="0" w:before="0" w:line="240" w:lineRule="auto"/>
-        <w:ind w:left="720" w:hanging="360"/>
-      </w:pPr>
-      <w:r>
-        <w:rPr>
-          <w:b w:val="1"/>
-          <w:bCs w:val="1"/>
-          <w:rtl w:val="0"/>
-        </w:rPr>
-        <w:t xml:space="preserve">Hybrid in-house and outsourced training department</w:t>
-      </w:r>
-      <w:r>
-        <w:rPr>
-          <w:rtl w:val="0"/>
-        </w:rPr>
+        <w:spacing w:line="240" w:lineRule="auto"/>
+      </w:pPr>
+      <w:r>
+        <w:rPr>
+          <w:b/>
+          <w:bCs/>
+        </w:rPr>
+        <w:t>Hybrid in-house and outsourced training department</w:t>
+      </w:r>
+      <w:r>
         <w:t xml:space="preserve"> to support revenue, performance coaching, and HYROX-style programming</w:t>
-        <w:br w:type="textWrapping"/>
+      </w:r>
+      <w:r>
+        <w:br/>
       </w:r>
     </w:p>
     <w:p>
@@ -1213,110 +1210,82 @@
           <w:ilvl w:val="0"/>
           <w:numId w:val="3"/>
         </w:numPr>
-        <w:spacing w:after="0" w:before="0" w:line="240" w:lineRule="auto"/>
-        <w:ind w:left="720" w:hanging="360"/>
-      </w:pPr>
-      <w:r>
-        <w:rPr>
-          <w:b w:val="1"/>
-          <w:bCs w:val="1"/>
-          <w:rtl w:val="0"/>
-        </w:rPr>
-        <w:t xml:space="preserve">Standardized marketing playbooks and national brand partnerships</w:t>
-      </w:r>
-      <w:r>
-        <w:rPr>
-          <w:rtl w:val="0"/>
-        </w:rPr>
+        <w:spacing w:line="240" w:lineRule="auto"/>
+      </w:pPr>
+      <w:r>
+        <w:rPr>
+          <w:b/>
+          <w:bCs/>
+        </w:rPr>
+        <w:t>Standardized marketing playbooks and national brand partnerships</w:t>
+      </w:r>
+      <w:r>
         <w:t xml:space="preserve"> for demand generation and member acquisition and shared resource models.  </w:t>
-        <w:br w:type="textWrapping"/>
-      </w:r>
-    </w:p>
-    <w:p>
-      <w:pPr>
-        <w:spacing w:after="0" w:before="0" w:line="240" w:lineRule="auto"/>
-        <w:rPr/>
-      </w:pPr>
-      <w:r>
-        <w:rPr>
-          <w:rtl w:val="0"/>
-        </w:rPr>
+      </w:r>
+      <w:r>
+        <w:br/>
+      </w:r>
+    </w:p>
+    <w:p>
+      <w:pPr>
+        <w:spacing w:line="240" w:lineRule="auto"/>
+      </w:pPr>
+      <w:r>
         <w:t xml:space="preserve">The staffing and cost structure is designed to be </w:t>
       </w:r>
       <w:r>
         <w:rPr>
-          <w:b w:val="1"/>
-          <w:bCs w:val="1"/>
-          <w:rtl w:val="0"/>
-        </w:rPr>
-        <w:t xml:space="preserve">mid-range</w:t>
-      </w:r>
-      <w:r>
-        <w:rPr>
-          <w:rtl w:val="0"/>
-        </w:rPr>
-        <w:t xml:space="preserve">, allowing the brand to deliver premium experiences without the overhead of legacy big-box models.</w:t>
-      </w:r>
-    </w:p>
-    <w:p>
-      <w:pPr>
-        <w:spacing w:after="0" w:before="0" w:line="240" w:lineRule="auto"/>
-        <w:rPr/>
-      </w:pPr>
-      <w:r>
-        <w:rPr>
-          <w:rtl w:val="0"/>
-        </w:rPr>
-      </w:r>
+          <w:b/>
+          <w:bCs/>
+        </w:rPr>
+        <w:t>mid-range</w:t>
+      </w:r>
+      <w:r>
+        <w:t>, allowing the brand to deliver premium experiences without the overhead of legacy big-box models.</w:t>
+      </w:r>
+    </w:p>
+    <w:p>
+      <w:pPr>
+        <w:spacing w:line="240" w:lineRule="auto"/>
+      </w:pPr>
     </w:p>
     <w:p>
       <w:pPr>
         <w:pStyle w:val="Heading2"/>
         <w:keepNext w:val="0"/>
         <w:keepLines w:val="0"/>
-        <w:spacing w:after="0" w:before="0" w:line="240" w:lineRule="auto"/>
-        <w:rPr>
-          <w:b w:val="1"/>
-          <w:bCs w:val="1"/>
+        <w:spacing w:before="0" w:after="0" w:line="240" w:lineRule="auto"/>
+        <w:rPr>
+          <w:b/>
+          <w:bCs/>
           <w:sz w:val="34"/>
           <w:szCs w:val="34"/>
         </w:rPr>
       </w:pPr>
-      <w:bookmarkStart w:colFirst="0" w:colLast="0" w:name="_wotlda28hor3" w:id="9"/>
+      <w:bookmarkStart w:name="_wotlda28hor3" w:colFirst="0" w:colLast="0" w:id="9"/>
       <w:bookmarkEnd w:id="9"/>
       <w:r>
         <w:rPr>
-          <w:b w:val="1"/>
-          <w:bCs w:val="1"/>
+          <w:b/>
+          <w:bCs/>
           <w:sz w:val="34"/>
           <w:szCs w:val="34"/>
-          <w:rtl w:val="0"/>
-        </w:rPr>
-        <w:t xml:space="preserve">A Category-Defining Position for the Next Decade</w:t>
-      </w:r>
-    </w:p>
-    <w:p>
-      <w:pPr>
-        <w:spacing w:after="0" w:before="0" w:line="240" w:lineRule="auto"/>
-        <w:rPr/>
-      </w:pPr>
-      <w:r>
-        <w:rPr>
-          <w:rtl w:val="0"/>
-        </w:rPr>
-        <w:t xml:space="preserve">Gold’s Gym 2.0 positions the brand at the forefront of:</w:t>
-      </w:r>
-    </w:p>
-    <w:p>
-      <w:pPr>
-        <w:spacing w:after="0" w:before="0" w:line="240" w:lineRule="auto"/>
-        <w:rPr/>
-      </w:pPr>
-      <w:r>
-        <w:rPr>
-          <w:rtl w:val="0"/>
-        </w:rPr>
-      </w:r>
+        </w:rPr>
+        <w:t>A Category-Defining Position for the Next Decade</w:t>
+      </w:r>
+    </w:p>
+    <w:p>
+      <w:pPr>
+        <w:spacing w:line="240" w:lineRule="auto"/>
+      </w:pPr>
+      <w:r>
+        <w:t>Gold’s Gym 2.0 positions the brand at the forefront of:</w:t>
+      </w:r>
+    </w:p>
+    <w:p>
+      <w:pPr>
+        <w:spacing w:line="240" w:lineRule="auto"/>
+      </w:pPr>
     </w:p>
     <w:p>
       <w:pPr>
@@ -1324,17 +1293,21 @@
           <w:ilvl w:val="0"/>
           <w:numId w:val="1"/>
         </w:numPr>
-        <w:spacing w:after="0" w:before="0" w:line="240" w:lineRule="auto"/>
-        <w:ind w:left="720" w:hanging="360"/>
-      </w:pPr>
-      <w:r>
-        <w:rPr>
-          <w:b w:val="1"/>
-          <w:bCs w:val="1"/>
-          <w:rtl w:val="0"/>
-        </w:rPr>
-        <w:t xml:space="preserve">Strength culture</w:t>
-        <w:br w:type="textWrapping"/>
+        <w:spacing w:line="240" w:lineRule="auto"/>
+      </w:pPr>
+      <w:r>
+        <w:rPr>
+          <w:b/>
+          <w:bCs/>
+        </w:rPr>
+        <w:t>Strength culture</w:t>
+      </w:r>
+      <w:r>
+        <w:rPr>
+          <w:b/>
+          <w:bCs/>
+        </w:rPr>
+        <w:br/>
       </w:r>
     </w:p>
     <w:p>
@@ -1343,17 +1316,21 @@
           <w:ilvl w:val="0"/>
           <w:numId w:val="1"/>
         </w:numPr>
-        <w:spacing w:after="0" w:before="0" w:line="240" w:lineRule="auto"/>
-        <w:ind w:left="720" w:hanging="360"/>
-      </w:pPr>
-      <w:r>
-        <w:rPr>
-          <w:b w:val="1"/>
-          <w:bCs w:val="1"/>
-          <w:rtl w:val="0"/>
-        </w:rPr>
-        <w:t xml:space="preserve">Performance training</w:t>
-        <w:br w:type="textWrapping"/>
+        <w:spacing w:line="240" w:lineRule="auto"/>
+      </w:pPr>
+      <w:r>
+        <w:rPr>
+          <w:b/>
+          <w:bCs/>
+        </w:rPr>
+        <w:t>Performance training</w:t>
+      </w:r>
+      <w:r>
+        <w:rPr>
+          <w:b/>
+          <w:bCs/>
+        </w:rPr>
+        <w:br/>
       </w:r>
     </w:p>
     <w:p>
@@ -1362,17 +1339,21 @@
           <w:ilvl w:val="0"/>
           <w:numId w:val="1"/>
         </w:numPr>
-        <w:spacing w:after="0" w:before="0" w:line="240" w:lineRule="auto"/>
-        <w:ind w:left="720" w:hanging="360"/>
-      </w:pPr>
-      <w:r>
-        <w:rPr>
-          <w:b w:val="1"/>
-          <w:bCs w:val="1"/>
-          <w:rtl w:val="0"/>
-        </w:rPr>
-        <w:t xml:space="preserve">Recovery &amp; biohacking</w:t>
-        <w:br w:type="textWrapping"/>
+        <w:spacing w:line="240" w:lineRule="auto"/>
+      </w:pPr>
+      <w:r>
+        <w:rPr>
+          <w:b/>
+          <w:bCs/>
+        </w:rPr>
+        <w:t>Recovery &amp; biohacking</w:t>
+      </w:r>
+      <w:r>
+        <w:rPr>
+          <w:b/>
+          <w:bCs/>
+        </w:rPr>
+        <w:br/>
       </w:r>
     </w:p>
     <w:p>
@@ -1381,17 +1362,21 @@
           <w:ilvl w:val="0"/>
           <w:numId w:val="1"/>
         </w:numPr>
-        <w:spacing w:after="0" w:before="0" w:line="240" w:lineRule="auto"/>
-        <w:ind w:left="720" w:hanging="360"/>
-      </w:pPr>
-      <w:r>
-        <w:rPr>
-          <w:b w:val="1"/>
-          <w:bCs w:val="1"/>
-          <w:rtl w:val="0"/>
-        </w:rPr>
-        <w:t xml:space="preserve">Athlete-inspired group training</w:t>
-        <w:br w:type="textWrapping"/>
+        <w:spacing w:line="240" w:lineRule="auto"/>
+      </w:pPr>
+      <w:r>
+        <w:rPr>
+          <w:b/>
+          <w:bCs/>
+        </w:rPr>
+        <w:t>Athlete-inspired group training</w:t>
+      </w:r>
+      <w:r>
+        <w:rPr>
+          <w:b/>
+          <w:bCs/>
+        </w:rPr>
+        <w:br/>
       </w:r>
     </w:p>
     <w:p>
@@ -1400,17 +1385,21 @@
           <w:ilvl w:val="0"/>
           <w:numId w:val="1"/>
         </w:numPr>
-        <w:spacing w:after="0" w:before="0" w:line="240" w:lineRule="auto"/>
-        <w:ind w:left="720" w:hanging="360"/>
-      </w:pPr>
-      <w:r>
-        <w:rPr>
-          <w:b w:val="1"/>
-          <w:bCs w:val="1"/>
-          <w:rtl w:val="0"/>
-        </w:rPr>
-        <w:t xml:space="preserve">Fitness content creation and social influence</w:t>
-        <w:br w:type="textWrapping"/>
+        <w:spacing w:line="240" w:lineRule="auto"/>
+      </w:pPr>
+      <w:r>
+        <w:rPr>
+          <w:b/>
+          <w:bCs/>
+        </w:rPr>
+        <w:t>Fitness content creation and social influence</w:t>
+      </w:r>
+      <w:r>
+        <w:rPr>
+          <w:b/>
+          <w:bCs/>
+        </w:rPr>
+        <w:br/>
       </w:r>
     </w:p>
     <w:p>
@@ -1419,65 +1408,95 @@
           <w:ilvl w:val="0"/>
           <w:numId w:val="1"/>
         </w:numPr>
-        <w:spacing w:after="0" w:before="0" w:line="240" w:lineRule="auto"/>
-        <w:ind w:left="720" w:hanging="360"/>
-      </w:pPr>
+        <w:spacing w:line="240" w:lineRule="auto"/>
+      </w:pPr>
+      <w:r>
+        <w:rPr>
+          <w:b/>
+          <w:bCs/>
+        </w:rPr>
+        <w:t>Precision health &amp; lifestyle optimization</w:t>
+      </w:r>
+      <w:r>
+        <w:rPr>
+          <w:b/>
+          <w:bCs/>
+        </w:rPr>
+        <w:br/>
+      </w:r>
+    </w:p>
+    <w:p>
+      <w:pPr>
+        <w:spacing w:line="240" w:lineRule="auto"/>
+      </w:pPr>
+      <w:r>
+        <w:rPr>
+          <w:rFonts w:ascii="Arial Unicode MS" w:hAnsi="Arial Unicode MS" w:eastAsia="Arial Unicode MS" w:cs="Arial Unicode MS"/>
+          <w:lang w:val="en-US"/>
+        </w:rPr>
+        <w:t xml:space="preserve">Project Strong is not just a </w:t>
+      </w:r>
+      <w:r>
+        <w:rPr>
+          <w:rFonts w:ascii="Arial Unicode MS" w:hAnsi="Arial Unicode MS" w:eastAsia="Arial Unicode MS" w:cs="Arial Unicode MS"/>
+          <w:lang w:val="en-US"/>
+        </w:rPr>
+        <w:t>redesign→it</w:t>
+      </w:r>
+      <w:r>
+        <w:rPr>
+          <w:rFonts w:ascii="Arial Unicode MS" w:hAnsi="Arial Unicode MS" w:eastAsia="Arial Unicode MS" w:cs="Arial Unicode MS"/>
+          <w:lang w:val="en-US"/>
+        </w:rPr>
+        <w:t xml:space="preserve"> is a </w:t>
+      </w:r>
       <w:r>
         <w:rPr>
           <w:b w:val="1"/>
           <w:bCs w:val="1"/>
-          <w:rtl w:val="0"/>
-        </w:rPr>
-        <w:t xml:space="preserve">Precision health &amp; lifestyle optimization</w:t>
-        <w:br w:type="textWrapping"/>
-      </w:r>
-    </w:p>
-    <w:p>
-      <w:pPr>
-        <w:spacing w:after="0" w:before="0" w:line="240" w:lineRule="auto"/>
-        <w:rPr/>
-      </w:pPr>
-      <w:r>
-        <w:rPr>
-          <w:rFonts w:ascii="Arial Unicode MS" w:cs="Arial Unicode MS" w:eastAsia="Arial Unicode MS" w:hAnsi="Arial Unicode MS"/>
-          <w:rtl w:val="0"/>
-        </w:rPr>
-        <w:t xml:space="preserve">Project Strong is not just a redesign→it is a </w:t>
+          <w:lang w:val="en-US"/>
+        </w:rPr>
+        <w:t xml:space="preserve">strategic </w:t>
       </w:r>
       <w:r>
         <w:rPr>
           <w:b w:val="1"/>
           <w:bCs w:val="1"/>
-          <w:rtl w:val="0"/>
-        </w:rPr>
-        <w:t xml:space="preserve">strategic repositioning</w:t>
-      </w:r>
-      <w:r>
-        <w:rPr>
-          <w:rtl w:val="0"/>
-        </w:rPr>
-        <w:t xml:space="preserve"> to own the fastest-growing segment in strength and fitness: performance-driven, experience-seeking athletes and creators who want the very best environment to train, recover, and belong.</w:t>
-      </w:r>
-    </w:p>
-    <w:p>
-      <w:pPr>
-        <w:spacing w:after="0" w:before="0" w:line="240" w:lineRule="auto"/>
-        <w:rPr/>
-      </w:pPr>
-      <w:r>
-        <w:rPr>
-          <w:rtl w:val="0"/>
-        </w:rPr>
-      </w:r>
-    </w:p>
-    <w:p>
-      <w:pPr>
-        <w:spacing w:after="0" w:before="0" w:line="240" w:lineRule="auto"/>
-        <w:rPr/>
-      </w:pPr>
-      <w:r>
-        <w:rPr>
-          <w:rtl w:val="0"/>
+          <w:lang w:val="en-US"/>
+        </w:rPr>
+        <w:t>repositioning</w:t>
+      </w:r>
+      <w:r>
+        <w:rPr>
+          <w:lang w:val="en-US"/>
+        </w:rPr>
+        <w:t xml:space="preserve"> to own the fastest-growing segment in strength and fitness: performance-driven, experience-seeking athletes and creators who want the </w:t>
+      </w:r>
+      <w:r>
+        <w:rPr>
+          <w:lang w:val="en-US"/>
+        </w:rPr>
+        <w:t>very best</w:t>
+      </w:r>
+      <w:r>
+        <w:rPr>
+          <w:lang w:val="en-US"/>
+        </w:rPr>
+        <w:t xml:space="preserve"> environment to train, recover, and belong.</w:t>
+      </w:r>
+    </w:p>
+    <w:p>
+      <w:pPr>
+        <w:spacing w:line="240" w:lineRule="auto"/>
+      </w:pPr>
+    </w:p>
+    <w:p>
+      <w:pPr>
+        <w:spacing w:line="240" w:lineRule="auto"/>
+      </w:pPr>
+      <w:r>
+        <w:rPr>
+          <w:lang w:val="en-US"/>
         </w:rPr>
         <w:t xml:space="preserve">Gold’s Gym created the modern gym industry. </w:t>
       </w:r>
@@ -1485,39 +1504,80 @@
         <w:rPr>
           <w:b w:val="1"/>
           <w:bCs w:val="1"/>
-          <w:rtl w:val="0"/>
-        </w:rPr>
-        <w:t xml:space="preserve">Gold’s Gym Strong will bring it back and  redefine it for the modern era fitness consumer. </w:t>
-      </w:r>
-      <w:r>
-        <w:rPr>
-          <w:rtl w:val="0"/>
-        </w:rPr>
-        <w:t xml:space="preserve"> Belonging to Golds means something! </w:t>
-      </w:r>
-    </w:p>
-    <w:p>
-      <w:pPr>
-        <w:rPr/>
-      </w:pPr>
-      <w:r>
-        <w:rPr>
-          <w:rtl w:val="0"/>
-        </w:rPr>
-      </w:r>
-    </w:p>
+          <w:lang w:val="en-US"/>
+        </w:rPr>
+        <w:t xml:space="preserve">Gold’s Gym Strong will bring it back </w:t>
+      </w:r>
+      <w:r>
+        <w:rPr>
+          <w:b w:val="1"/>
+          <w:bCs w:val="1"/>
+          <w:lang w:val="en-US"/>
+        </w:rPr>
+        <w:t>and  redefine</w:t>
+      </w:r>
+      <w:r>
+        <w:rPr>
+          <w:b w:val="1"/>
+          <w:bCs w:val="1"/>
+          <w:lang w:val="en-US"/>
+        </w:rPr>
+        <w:t xml:space="preserve"> it for the modern </w:t>
+      </w:r>
+      <w:r>
+        <w:rPr>
+          <w:b w:val="1"/>
+          <w:bCs w:val="1"/>
+          <w:lang w:val="en-US"/>
+        </w:rPr>
+        <w:t>era</w:t>
+      </w:r>
+      <w:r>
+        <w:rPr>
+          <w:b w:val="1"/>
+          <w:bCs w:val="1"/>
+          <w:lang w:val="en-US"/>
+        </w:rPr>
+        <w:t xml:space="preserve"> fitness consumer</w:t>
+      </w:r>
+      <w:r>
+        <w:rPr>
+          <w:b w:val="1"/>
+          <w:bCs w:val="1"/>
+          <w:lang w:val="en-US"/>
+        </w:rPr>
+        <w:t xml:space="preserve">. </w:t>
+      </w:r>
+      <w:r>
+        <w:rPr>
+          <w:lang w:val="en-US"/>
+        </w:rPr>
+        <w:t xml:space="preserve"> </w:t>
+      </w:r>
+      <w:r>
+        <w:rPr>
+          <w:lang w:val="en-US"/>
+        </w:rPr>
+        <w:t xml:space="preserve">Belonging to Golds means something! </w:t>
+      </w:r>
+    </w:p>
+    <w:p/>
     <w:sectPr>
-      <w:pgSz w:h="15840" w:w="12240" w:orient="portrait"/>
-      <w:pgMar w:bottom="1440" w:top="1440" w:left="1440" w:right="1440" w:header="720" w:footer="720"/>
+      <w:pgSz w:w="12240" w:h="15840" w:orient="portrait"/>
+      <w:pgMar w:top="1440" w:right="1440" w:bottom="1440" w:left="1440" w:header="720" w:footer="720" w:gutter="0"/>
       <w:pgNumType w:start="1"/>
+      <w:cols w:space="720"/>
     </w:sectPr>
   </w:body>
 </w:document>
 </file>
 
 <file path=word/numbering.xml><?xml version="1.0" encoding="utf-8"?>
-<w:numbering xmlns:mc="http://schemas.openxmlformats.org/markup-compatibility/2006" xmlns:o="urn:schemas-microsoft-com:office:office" xmlns:r="http://schemas.openxmlformats.org/officeDocument/2006/relationships" xmlns:m="http://schemas.openxmlformats.org/officeDocument/2006/math" xmlns:v="urn:schemas-microsoft-com:vml" xmlns:wp="http://schemas.openxmlformats.org/drawingml/2006/wordprocessingDrawing" xmlns:w10="urn:schemas-microsoft-com:office:word" xmlns:w="http://schemas.openxmlformats.org/wordprocessingml/2006/main" xmlns:wne="http://schemas.microsoft.com/office/word/2006/wordml" xmlns:sl="http://schemas.openxmlformats.org/schemaLibrary/2006/main" xmlns:a="http://schemas.openxmlformats.org/drawingml/2006/main" xmlns:pic="http://schemas.openxmlformats.org/drawingml/2006/picture" xmlns:c="http://schemas.openxmlformats.org/drawingml/2006/chart" xmlns:lc="http://schemas.openxmlformats.org/drawingml/2006/lockedCanvas" xmlns:dgm="http://schemas.openxmlformats.org/drawingml/2006/diagram" xmlns:wps="http://schemas.microsoft.com/office/word/2010/wordprocessingShape" xmlns:wpg="http://schemas.microsoft.com/office/word/2010/wordprocessingGroup" xmlns:w14="http://schemas.microsoft.com/office/word/2010/wordml" xmlns:w15="http://schemas.microsoft.com/office/word/2012/wordml" xmlns:w16="http://schemas.microsoft.com/office/word/2018/wordml" xmlns:w16cex="http://schemas.microsoft.com/office/word/2018/wordml/cex" xmlns:w16cid="http://schemas.microsoft.com/office/word/2016/wordml/cid" xmlns="http://schemas.microsoft.com/office/tasks/2019/documenttasks" xmlns:cr="http://schemas.microsoft.com/office/comments/2020/reactions">
-  <w:abstractNum w:abstractNumId="1">
+<w:numbering xmlns:wpc="http://schemas.microsoft.com/office/word/2010/wordprocessingCanvas" xmlns:cx="http://schemas.microsoft.com/office/drawing/2014/chartex" xmlns:cx1="http://schemas.microsoft.com/office/drawing/2015/9/8/chartex" xmlns:cx2="http://schemas.microsoft.com/office/drawing/2015/10/21/chartex" xmlns:cx3="http://schemas.microsoft.com/office/drawing/2016/5/9/chartex" xmlns:cx4="http://schemas.microsoft.com/office/drawing/2016/5/10/chartex" xmlns:cx5="http://schemas.microsoft.com/office/drawing/2016/5/11/chartex" xmlns:cx6="http://schemas.microsoft.com/office/drawing/2016/5/12/chartex" xmlns:cx7="http://schemas.microsoft.com/office/drawing/2016/5/13/chartex" xmlns:cx8="http://schemas.microsoft.com/office/drawing/2016/5/14/chartex" xmlns:mc="http://schemas.openxmlformats.org/markup-compatibility/2006" xmlns:aink="http://schemas.microsoft.com/office/drawing/2016/ink" xmlns:am3d="http://schemas.microsoft.com/office/drawing/2017/model3d" xmlns:o="urn:schemas-microsoft-com:office:office" xmlns:oel="http://schemas.microsoft.com/office/2019/extlst" xmlns:r="http://schemas.openxmlformats.org/officeDocument/2006/relationships" xmlns:m="http://schemas.openxmlformats.org/officeDocument/2006/math" xmlns:v="urn:schemas-microsoft-com:vml" xmlns:wp14="http://schemas.microsoft.com/office/word/2010/wordprocessingDrawing" xmlns:wp="http://schemas.openxmlformats.org/drawingml/2006/wordprocessingDrawing" xmlns:w10="urn:schemas-microsoft-com:office:word" xmlns:w="http://schemas.openxmlformats.org/wordprocessingml/2006/main" xmlns:w14="http://schemas.microsoft.com/office/word/2010/wordml" xmlns:w15="http://schemas.microsoft.com/office/word/2012/wordml" xmlns:w16cex="http://schemas.microsoft.com/office/word/2018/wordml/cex" xmlns:w16cid="http://schemas.microsoft.com/office/word/2016/wordml/cid" xmlns:w16="http://schemas.microsoft.com/office/word/2018/wordml" xmlns:w16du="http://schemas.microsoft.com/office/word/2023/wordml/word16du" xmlns:w16sdtdh="http://schemas.microsoft.com/office/word/2020/wordml/sdtdatahash" xmlns:w16sdtfl="http://schemas.microsoft.com/office/word/2024/wordml/sdtformatlock" xmlns:w16se="http://schemas.microsoft.com/office/word/2015/wordml/symex" xmlns:wpg="http://schemas.microsoft.com/office/word/2010/wordprocessingGroup" xmlns:wpi="http://schemas.microsoft.com/office/word/2010/wordprocessingInk" xmlns:wne="http://schemas.microsoft.com/office/word/2006/wordml" xmlns:wps="http://schemas.microsoft.com/office/word/2010/wordprocessingShape" mc:Ignorable="w14 w15 w16se w16cid w16 w16cex w16sdtdh w16sdtfl w16du wp14">
+  <w:abstractNum w:abstractNumId="0" w15:restartNumberingAfterBreak="0">
+    <w:nsid w:val="1FC46BAD"/>
+    <w:multiLevelType w:val="multilevel"/>
+    <w:tmpl w:val="FFFFFFFF"/>
     <w:lvl w:ilvl="0">
       <w:start w:val="1"/>
       <w:numFmt w:val="bullet"/>
@@ -1627,7 +1687,10 @@
       </w:rPr>
     </w:lvl>
   </w:abstractNum>
-  <w:abstractNum w:abstractNumId="2">
+  <w:abstractNum w:abstractNumId="1" w15:restartNumberingAfterBreak="0">
+    <w:nsid w:val="3CED06FA"/>
+    <w:multiLevelType w:val="multilevel"/>
+    <w:tmpl w:val="FFFFFFFF"/>
     <w:lvl w:ilvl="0">
       <w:start w:val="1"/>
       <w:numFmt w:val="bullet"/>
@@ -1737,7 +1800,10 @@
       </w:rPr>
     </w:lvl>
   </w:abstractNum>
-  <w:abstractNum w:abstractNumId="3">
+  <w:abstractNum w:abstractNumId="2" w15:restartNumberingAfterBreak="0">
+    <w:nsid w:val="59C06B10"/>
+    <w:multiLevelType w:val="multilevel"/>
+    <w:tmpl w:val="FFFFFFFF"/>
     <w:lvl w:ilvl="0">
       <w:start w:val="1"/>
       <w:numFmt w:val="bullet"/>
@@ -1847,227 +1913,10 @@
       </w:rPr>
     </w:lvl>
   </w:abstractNum>
-  <w:abstractNum w:abstractNumId="4">
-    <w:lvl w:ilvl="0">
-      <w:start w:val="1"/>
-      <w:numFmt w:val="bullet"/>
-      <w:lvlText w:val="●"/>
-      <w:lvlJc w:val="left"/>
-      <w:pPr>
-        <w:ind w:left="720" w:hanging="360"/>
-      </w:pPr>
-      <w:rPr>
-        <w:u w:val="none"/>
-      </w:rPr>
-    </w:lvl>
-    <w:lvl w:ilvl="1">
-      <w:start w:val="1"/>
-      <w:numFmt w:val="bullet"/>
-      <w:lvlText w:val="○"/>
-      <w:lvlJc w:val="left"/>
-      <w:pPr>
-        <w:ind w:left="1440" w:hanging="360"/>
-      </w:pPr>
-      <w:rPr>
-        <w:u w:val="none"/>
-      </w:rPr>
-    </w:lvl>
-    <w:lvl w:ilvl="2">
-      <w:start w:val="1"/>
-      <w:numFmt w:val="bullet"/>
-      <w:lvlText w:val="■"/>
-      <w:lvlJc w:val="left"/>
-      <w:pPr>
-        <w:ind w:left="2160" w:hanging="360"/>
-      </w:pPr>
-      <w:rPr>
-        <w:u w:val="none"/>
-      </w:rPr>
-    </w:lvl>
-    <w:lvl w:ilvl="3">
-      <w:start w:val="1"/>
-      <w:numFmt w:val="bullet"/>
-      <w:lvlText w:val="●"/>
-      <w:lvlJc w:val="left"/>
-      <w:pPr>
-        <w:ind w:left="2880" w:hanging="360"/>
-      </w:pPr>
-      <w:rPr>
-        <w:u w:val="none"/>
-      </w:rPr>
-    </w:lvl>
-    <w:lvl w:ilvl="4">
-      <w:start w:val="1"/>
-      <w:numFmt w:val="bullet"/>
-      <w:lvlText w:val="○"/>
-      <w:lvlJc w:val="left"/>
-      <w:pPr>
-        <w:ind w:left="3600" w:hanging="360"/>
-      </w:pPr>
-      <w:rPr>
-        <w:u w:val="none"/>
-      </w:rPr>
-    </w:lvl>
-    <w:lvl w:ilvl="5">
-      <w:start w:val="1"/>
-      <w:numFmt w:val="bullet"/>
-      <w:lvlText w:val="■"/>
-      <w:lvlJc w:val="left"/>
-      <w:pPr>
-        <w:ind w:left="4320" w:hanging="360"/>
-      </w:pPr>
-      <w:rPr>
-        <w:u w:val="none"/>
-      </w:rPr>
-    </w:lvl>
-    <w:lvl w:ilvl="6">
-      <w:start w:val="1"/>
-      <w:numFmt w:val="bullet"/>
-      <w:lvlText w:val="●"/>
-      <w:lvlJc w:val="left"/>
-      <w:pPr>
-        <w:ind w:left="5040" w:hanging="360"/>
-      </w:pPr>
-      <w:rPr>
-        <w:u w:val="none"/>
-      </w:rPr>
-    </w:lvl>
-    <w:lvl w:ilvl="7">
-      <w:start w:val="1"/>
-      <w:numFmt w:val="bullet"/>
-      <w:lvlText w:val="○"/>
-      <w:lvlJc w:val="left"/>
-      <w:pPr>
-        <w:ind w:left="5760" w:hanging="360"/>
-      </w:pPr>
-      <w:rPr>
-        <w:u w:val="none"/>
-      </w:rPr>
-    </w:lvl>
-    <w:lvl w:ilvl="8">
-      <w:start w:val="1"/>
-      <w:numFmt w:val="bullet"/>
-      <w:lvlText w:val="■"/>
-      <w:lvlJc w:val="left"/>
-      <w:pPr>
-        <w:ind w:left="6480" w:hanging="360"/>
-      </w:pPr>
-      <w:rPr>
-        <w:u w:val="none"/>
-      </w:rPr>
-    </w:lvl>
-  </w:abstractNum>
-  <w:abstractNum w:abstractNumId="5">
-    <w:lvl w:ilvl="0">
-      <w:start w:val="1"/>
-      <w:numFmt w:val="bullet"/>
-      <w:lvlText w:val="●"/>
-      <w:lvlJc w:val="left"/>
-      <w:pPr>
-        <w:ind w:left="720" w:hanging="360"/>
-      </w:pPr>
-      <w:rPr>
-        <w:u w:val="none"/>
-      </w:rPr>
-    </w:lvl>
-    <w:lvl w:ilvl="1">
-      <w:start w:val="1"/>
-      <w:numFmt w:val="bullet"/>
-      <w:lvlText w:val="○"/>
-      <w:lvlJc w:val="left"/>
-      <w:pPr>
-        <w:ind w:left="1440" w:hanging="360"/>
-      </w:pPr>
-      <w:rPr>
-        <w:u w:val="none"/>
-      </w:rPr>
-    </w:lvl>
-    <w:lvl w:ilvl="2">
-      <w:start w:val="1"/>
-      <w:numFmt w:val="bullet"/>
-      <w:lvlText w:val="■"/>
-      <w:lvlJc w:val="left"/>
-      <w:pPr>
-        <w:ind w:left="2160" w:hanging="360"/>
-      </w:pPr>
-      <w:rPr>
-        <w:u w:val="none"/>
-      </w:rPr>
-    </w:lvl>
-    <w:lvl w:ilvl="3">
-      <w:start w:val="1"/>
-      <w:numFmt w:val="bullet"/>
-      <w:lvlText w:val="●"/>
-      <w:lvlJc w:val="left"/>
-      <w:pPr>
-        <w:ind w:left="2880" w:hanging="360"/>
-      </w:pPr>
-      <w:rPr>
-        <w:u w:val="none"/>
-      </w:rPr>
-    </w:lvl>
-    <w:lvl w:ilvl="4">
-      <w:start w:val="1"/>
-      <w:numFmt w:val="bullet"/>
-      <w:lvlText w:val="○"/>
-      <w:lvlJc w:val="left"/>
-      <w:pPr>
-        <w:ind w:left="3600" w:hanging="360"/>
-      </w:pPr>
-      <w:rPr>
-        <w:u w:val="none"/>
-      </w:rPr>
-    </w:lvl>
-    <w:lvl w:ilvl="5">
-      <w:start w:val="1"/>
-      <w:numFmt w:val="bullet"/>
-      <w:lvlText w:val="■"/>
-      <w:lvlJc w:val="left"/>
-      <w:pPr>
-        <w:ind w:left="4320" w:hanging="360"/>
-      </w:pPr>
-      <w:rPr>
-        <w:u w:val="none"/>
-      </w:rPr>
-    </w:lvl>
-    <w:lvl w:ilvl="6">
-      <w:start w:val="1"/>
-      <w:numFmt w:val="bullet"/>
-      <w:lvlText w:val="●"/>
-      <w:lvlJc w:val="left"/>
-      <w:pPr>
-        <w:ind w:left="5040" w:hanging="360"/>
-      </w:pPr>
-      <w:rPr>
-        <w:u w:val="none"/>
-      </w:rPr>
-    </w:lvl>
-    <w:lvl w:ilvl="7">
-      <w:start w:val="1"/>
-      <w:numFmt w:val="bullet"/>
-      <w:lvlText w:val="○"/>
-      <w:lvlJc w:val="left"/>
-      <w:pPr>
-        <w:ind w:left="5760" w:hanging="360"/>
-      </w:pPr>
-      <w:rPr>
-        <w:u w:val="none"/>
-      </w:rPr>
-    </w:lvl>
-    <w:lvl w:ilvl="8">
-      <w:start w:val="1"/>
-      <w:numFmt w:val="bullet"/>
-      <w:lvlText w:val="■"/>
-      <w:lvlJc w:val="left"/>
-      <w:pPr>
-        <w:ind w:left="6480" w:hanging="360"/>
-      </w:pPr>
-      <w:rPr>
-        <w:u w:val="none"/>
-      </w:rPr>
-    </w:lvl>
-  </w:abstractNum>
-  <w:abstractNum w:abstractNumId="6">
+  <w:abstractNum w:abstractNumId="3" w15:restartNumberingAfterBreak="0">
+    <w:nsid w:val="65B634C9"/>
+    <w:multiLevelType w:val="multilevel"/>
+    <w:tmpl w:val="FFFFFFFF"/>
     <w:lvl w:ilvl="0">
       <w:start w:val="1"/>
       <w:numFmt w:val="decimal"/>
@@ -2177,36 +2026,262 @@
       </w:rPr>
     </w:lvl>
   </w:abstractNum>
-  <w:num w:numId="1">
+  <w:abstractNum w:abstractNumId="4" w15:restartNumberingAfterBreak="0">
+    <w:nsid w:val="6880460A"/>
+    <w:multiLevelType w:val="multilevel"/>
+    <w:tmpl w:val="FFFFFFFF"/>
+    <w:lvl w:ilvl="0">
+      <w:start w:val="1"/>
+      <w:numFmt w:val="bullet"/>
+      <w:lvlText w:val="●"/>
+      <w:lvlJc w:val="left"/>
+      <w:pPr>
+        <w:ind w:left="720" w:hanging="360"/>
+      </w:pPr>
+      <w:rPr>
+        <w:u w:val="none"/>
+      </w:rPr>
+    </w:lvl>
+    <w:lvl w:ilvl="1">
+      <w:start w:val="1"/>
+      <w:numFmt w:val="bullet"/>
+      <w:lvlText w:val="○"/>
+      <w:lvlJc w:val="left"/>
+      <w:pPr>
+        <w:ind w:left="1440" w:hanging="360"/>
+      </w:pPr>
+      <w:rPr>
+        <w:u w:val="none"/>
+      </w:rPr>
+    </w:lvl>
+    <w:lvl w:ilvl="2">
+      <w:start w:val="1"/>
+      <w:numFmt w:val="bullet"/>
+      <w:lvlText w:val="■"/>
+      <w:lvlJc w:val="left"/>
+      <w:pPr>
+        <w:ind w:left="2160" w:hanging="360"/>
+      </w:pPr>
+      <w:rPr>
+        <w:u w:val="none"/>
+      </w:rPr>
+    </w:lvl>
+    <w:lvl w:ilvl="3">
+      <w:start w:val="1"/>
+      <w:numFmt w:val="bullet"/>
+      <w:lvlText w:val="●"/>
+      <w:lvlJc w:val="left"/>
+      <w:pPr>
+        <w:ind w:left="2880" w:hanging="360"/>
+      </w:pPr>
+      <w:rPr>
+        <w:u w:val="none"/>
+      </w:rPr>
+    </w:lvl>
+    <w:lvl w:ilvl="4">
+      <w:start w:val="1"/>
+      <w:numFmt w:val="bullet"/>
+      <w:lvlText w:val="○"/>
+      <w:lvlJc w:val="left"/>
+      <w:pPr>
+        <w:ind w:left="3600" w:hanging="360"/>
+      </w:pPr>
+      <w:rPr>
+        <w:u w:val="none"/>
+      </w:rPr>
+    </w:lvl>
+    <w:lvl w:ilvl="5">
+      <w:start w:val="1"/>
+      <w:numFmt w:val="bullet"/>
+      <w:lvlText w:val="■"/>
+      <w:lvlJc w:val="left"/>
+      <w:pPr>
+        <w:ind w:left="4320" w:hanging="360"/>
+      </w:pPr>
+      <w:rPr>
+        <w:u w:val="none"/>
+      </w:rPr>
+    </w:lvl>
+    <w:lvl w:ilvl="6">
+      <w:start w:val="1"/>
+      <w:numFmt w:val="bullet"/>
+      <w:lvlText w:val="●"/>
+      <w:lvlJc w:val="left"/>
+      <w:pPr>
+        <w:ind w:left="5040" w:hanging="360"/>
+      </w:pPr>
+      <w:rPr>
+        <w:u w:val="none"/>
+      </w:rPr>
+    </w:lvl>
+    <w:lvl w:ilvl="7">
+      <w:start w:val="1"/>
+      <w:numFmt w:val="bullet"/>
+      <w:lvlText w:val="○"/>
+      <w:lvlJc w:val="left"/>
+      <w:pPr>
+        <w:ind w:left="5760" w:hanging="360"/>
+      </w:pPr>
+      <w:rPr>
+        <w:u w:val="none"/>
+      </w:rPr>
+    </w:lvl>
+    <w:lvl w:ilvl="8">
+      <w:start w:val="1"/>
+      <w:numFmt w:val="bullet"/>
+      <w:lvlText w:val="■"/>
+      <w:lvlJc w:val="left"/>
+      <w:pPr>
+        <w:ind w:left="6480" w:hanging="360"/>
+      </w:pPr>
+      <w:rPr>
+        <w:u w:val="none"/>
+      </w:rPr>
+    </w:lvl>
+  </w:abstractNum>
+  <w:abstractNum w:abstractNumId="5" w15:restartNumberingAfterBreak="0">
+    <w:nsid w:val="7FD01FE1"/>
+    <w:multiLevelType w:val="multilevel"/>
+    <w:tmpl w:val="FFFFFFFF"/>
+    <w:lvl w:ilvl="0">
+      <w:start w:val="1"/>
+      <w:numFmt w:val="bullet"/>
+      <w:lvlText w:val="●"/>
+      <w:lvlJc w:val="left"/>
+      <w:pPr>
+        <w:ind w:left="720" w:hanging="360"/>
+      </w:pPr>
+      <w:rPr>
+        <w:u w:val="none"/>
+      </w:rPr>
+    </w:lvl>
+    <w:lvl w:ilvl="1">
+      <w:start w:val="1"/>
+      <w:numFmt w:val="bullet"/>
+      <w:lvlText w:val="○"/>
+      <w:lvlJc w:val="left"/>
+      <w:pPr>
+        <w:ind w:left="1440" w:hanging="360"/>
+      </w:pPr>
+      <w:rPr>
+        <w:u w:val="none"/>
+      </w:rPr>
+    </w:lvl>
+    <w:lvl w:ilvl="2">
+      <w:start w:val="1"/>
+      <w:numFmt w:val="bullet"/>
+      <w:lvlText w:val="■"/>
+      <w:lvlJc w:val="left"/>
+      <w:pPr>
+        <w:ind w:left="2160" w:hanging="360"/>
+      </w:pPr>
+      <w:rPr>
+        <w:u w:val="none"/>
+      </w:rPr>
+    </w:lvl>
+    <w:lvl w:ilvl="3">
+      <w:start w:val="1"/>
+      <w:numFmt w:val="bullet"/>
+      <w:lvlText w:val="●"/>
+      <w:lvlJc w:val="left"/>
+      <w:pPr>
+        <w:ind w:left="2880" w:hanging="360"/>
+      </w:pPr>
+      <w:rPr>
+        <w:u w:val="none"/>
+      </w:rPr>
+    </w:lvl>
+    <w:lvl w:ilvl="4">
+      <w:start w:val="1"/>
+      <w:numFmt w:val="bullet"/>
+      <w:lvlText w:val="○"/>
+      <w:lvlJc w:val="left"/>
+      <w:pPr>
+        <w:ind w:left="3600" w:hanging="360"/>
+      </w:pPr>
+      <w:rPr>
+        <w:u w:val="none"/>
+      </w:rPr>
+    </w:lvl>
+    <w:lvl w:ilvl="5">
+      <w:start w:val="1"/>
+      <w:numFmt w:val="bullet"/>
+      <w:lvlText w:val="■"/>
+      <w:lvlJc w:val="left"/>
+      <w:pPr>
+        <w:ind w:left="4320" w:hanging="360"/>
+      </w:pPr>
+      <w:rPr>
+        <w:u w:val="none"/>
+      </w:rPr>
+    </w:lvl>
+    <w:lvl w:ilvl="6">
+      <w:start w:val="1"/>
+      <w:numFmt w:val="bullet"/>
+      <w:lvlText w:val="●"/>
+      <w:lvlJc w:val="left"/>
+      <w:pPr>
+        <w:ind w:left="5040" w:hanging="360"/>
+      </w:pPr>
+      <w:rPr>
+        <w:u w:val="none"/>
+      </w:rPr>
+    </w:lvl>
+    <w:lvl w:ilvl="7">
+      <w:start w:val="1"/>
+      <w:numFmt w:val="bullet"/>
+      <w:lvlText w:val="○"/>
+      <w:lvlJc w:val="left"/>
+      <w:pPr>
+        <w:ind w:left="5760" w:hanging="360"/>
+      </w:pPr>
+      <w:rPr>
+        <w:u w:val="none"/>
+      </w:rPr>
+    </w:lvl>
+    <w:lvl w:ilvl="8">
+      <w:start w:val="1"/>
+      <w:numFmt w:val="bullet"/>
+      <w:lvlText w:val="■"/>
+      <w:lvlJc w:val="left"/>
+      <w:pPr>
+        <w:ind w:left="6480" w:hanging="360"/>
+      </w:pPr>
+      <w:rPr>
+        <w:u w:val="none"/>
+      </w:rPr>
+    </w:lvl>
+  </w:abstractNum>
+  <w:num w:numId="1" w16cid:durableId="1445885404">
     <w:abstractNumId w:val="1"/>
   </w:num>
-  <w:num w:numId="2">
+  <w:num w:numId="2" w16cid:durableId="503711240">
     <w:abstractNumId w:val="2"/>
   </w:num>
-  <w:num w:numId="3">
-    <w:abstractNumId w:val="3"/>
+  <w:num w:numId="3" w16cid:durableId="310208270">
+    <w:abstractNumId w:val="5"/>
   </w:num>
-  <w:num w:numId="4">
+  <w:num w:numId="4" w16cid:durableId="1388185407">
     <w:abstractNumId w:val="4"/>
   </w:num>
-  <w:num w:numId="5">
-    <w:abstractNumId w:val="5"/>
+  <w:num w:numId="5" w16cid:durableId="1021274301">
+    <w:abstractNumId w:val="0"/>
   </w:num>
-  <w:num w:numId="6">
-    <w:abstractNumId w:val="6"/>
+  <w:num w:numId="6" w16cid:durableId="23559475">
+    <w:abstractNumId w:val="3"/>
   </w:num>
 </w:numbering>
 </file>
 
 <file path=word/styles.xml><?xml version="1.0" encoding="utf-8"?>
-<w:styles xmlns:mc="http://schemas.openxmlformats.org/markup-compatibility/2006" xmlns:o="urn:schemas-microsoft-com:office:office" xmlns:r="http://schemas.openxmlformats.org/officeDocument/2006/relationships" xmlns:m="http://schemas.openxmlformats.org/officeDocument/2006/math" xmlns:v="urn:schemas-microsoft-com:vml" xmlns:wp="http://schemas.openxmlformats.org/drawingml/2006/wordprocessingDrawing" xmlns:w10="urn:schemas-microsoft-com:office:word" xmlns:w="http://schemas.openxmlformats.org/wordprocessingml/2006/main" xmlns:wne="http://schemas.microsoft.com/office/word/2006/wordml" xmlns:sl="http://schemas.openxmlformats.org/schemaLibrary/2006/main" xmlns:a="http://schemas.openxmlformats.org/drawingml/2006/main" xmlns:pic="http://schemas.openxmlformats.org/drawingml/2006/picture" xmlns:c="http://schemas.openxmlformats.org/drawingml/2006/chart" xmlns:lc="http://schemas.openxmlformats.org/drawingml/2006/lockedCanvas" xmlns:dgm="http://schemas.openxmlformats.org/drawingml/2006/diagram" xmlns:wps="http://schemas.microsoft.com/office/word/2010/wordprocessingShape" xmlns:wpg="http://schemas.microsoft.com/office/word/2010/wordprocessingGroup" xmlns:w14="http://schemas.microsoft.com/office/word/2010/wordml" xmlns:w15="http://schemas.microsoft.com/office/word/2012/wordml" xmlns:w16="http://schemas.microsoft.com/office/word/2018/wordml" xmlns:w16cex="http://schemas.microsoft.com/office/word/2018/wordml/cex" xmlns:w16cid="http://schemas.microsoft.com/office/word/2016/wordml/cid" xmlns="http://schemas.microsoft.com/office/tasks/2019/documenttasks" xmlns:cr="http://schemas.microsoft.com/office/comments/2020/reactions">
+<w:styles xmlns:mc="http://schemas.openxmlformats.org/markup-compatibility/2006" xmlns:r="http://schemas.openxmlformats.org/officeDocument/2006/relationships" xmlns:w="http://schemas.openxmlformats.org/wordprocessingml/2006/main" xmlns:w14="http://schemas.microsoft.com/office/word/2010/wordml" xmlns:w15="http://schemas.microsoft.com/office/word/2012/wordml" xmlns:w16cex="http://schemas.microsoft.com/office/word/2018/wordml/cex" xmlns:w16cid="http://schemas.microsoft.com/office/word/2016/wordml/cid" xmlns:w16="http://schemas.microsoft.com/office/word/2018/wordml" xmlns:w16du="http://schemas.microsoft.com/office/word/2023/wordml/word16du" xmlns:w16sdtdh="http://schemas.microsoft.com/office/word/2020/wordml/sdtdatahash" xmlns:w16sdtfl="http://schemas.microsoft.com/office/word/2024/wordml/sdtformatlock" xmlns:w16se="http://schemas.microsoft.com/office/word/2015/wordml/symex" mc:Ignorable="w14 w15 w16se w16cid w16 w16cex w16sdtdh w16sdtfl w16du">
   <w:docDefaults>
     <w:rPrDefault>
       <w:rPr>
-        <w:rFonts w:ascii="Arial" w:cs="Arial" w:eastAsia="Arial" w:hAnsi="Arial"/>
+        <w:rFonts w:ascii="Arial" w:hAnsi="Arial" w:eastAsia="Arial" w:cs="Arial"/>
         <w:sz w:val="22"/>
         <w:szCs w:val="22"/>
-        <w:lang w:val="en"/>
+        <w:lang w:val="en" w:eastAsia="ja-JP" w:bidi="ar-SA"/>
       </w:rPr>
     </w:rPrDefault>
     <w:pPrDefault>
@@ -2215,29 +2290,399 @@
       </w:pPr>
     </w:pPrDefault>
   </w:docDefaults>
-  <w:style w:type="table" w:styleId="TableNormal" w:default="1">
-    <w:name w:val="TableNormal"/>
-    <w:tblPr>
-      <w:tblCellMar>
-        <w:top w:w="100.0" w:type="dxa"/>
-        <w:left w:w="100.0" w:type="dxa"/>
-        <w:bottom w:w="100.0" w:type="dxa"/>
-        <w:right w:w="100.0" w:type="dxa"/>
-      </w:tblCellMar>
-    </w:tblPr>
-  </w:style>
+  <w:latentStyles w:defLockedState="0" w:defUIPriority="99" w:defSemiHidden="0" w:defUnhideWhenUsed="0" w:defQFormat="0" w:count="376">
+    <w:lsdException w:name="Normal" w:uiPriority="0" w:qFormat="1"/>
+    <w:lsdException w:name="heading 1" w:uiPriority="9" w:qFormat="1"/>
+    <w:lsdException w:name="heading 2" w:uiPriority="9" w:semiHidden="1" w:unhideWhenUsed="1" w:qFormat="1"/>
+    <w:lsdException w:name="heading 3" w:uiPriority="9" w:semiHidden="1" w:unhideWhenUsed="1" w:qFormat="1"/>
+    <w:lsdException w:name="heading 4" w:uiPriority="9" w:semiHidden="1" w:unhideWhenUsed="1" w:qFormat="1"/>
+    <w:lsdException w:name="heading 5" w:uiPriority="9" w:semiHidden="1" w:unhideWhenUsed="1" w:qFormat="1"/>
+    <w:lsdException w:name="heading 6" w:uiPriority="9" w:semiHidden="1" w:unhideWhenUsed="1" w:qFormat="1"/>
+    <w:lsdException w:name="heading 7" w:uiPriority="9" w:semiHidden="1" w:unhideWhenUsed="1" w:qFormat="1"/>
+    <w:lsdException w:name="heading 8" w:uiPriority="9" w:semiHidden="1" w:unhideWhenUsed="1" w:qFormat="1"/>
+    <w:lsdException w:name="heading 9" w:uiPriority="9" w:semiHidden="1" w:unhideWhenUsed="1" w:qFormat="1"/>
+    <w:lsdException w:name="index 1" w:semiHidden="1" w:unhideWhenUsed="1"/>
+    <w:lsdException w:name="index 2" w:semiHidden="1" w:unhideWhenUsed="1"/>
+    <w:lsdException w:name="index 3" w:semiHidden="1" w:unhideWhenUsed="1"/>
+    <w:lsdException w:name="index 4" w:semiHidden="1" w:unhideWhenUsed="1"/>
+    <w:lsdException w:name="index 5" w:semiHidden="1" w:unhideWhenUsed="1"/>
+    <w:lsdException w:name="index 6" w:semiHidden="1" w:unhideWhenUsed="1"/>
+    <w:lsdException w:name="index 7" w:semiHidden="1" w:unhideWhenUsed="1"/>
+    <w:lsdException w:name="index 8" w:semiHidden="1" w:unhideWhenUsed="1"/>
+    <w:lsdException w:name="index 9" w:semiHidden="1" w:unhideWhenUsed="1"/>
+    <w:lsdException w:name="toc 1" w:uiPriority="39" w:semiHidden="1" w:unhideWhenUsed="1"/>
+    <w:lsdException w:name="toc 2" w:uiPriority="39" w:semiHidden="1" w:unhideWhenUsed="1"/>
+    <w:lsdException w:name="toc 3" w:uiPriority="39" w:semiHidden="1" w:unhideWhenUsed="1"/>
+    <w:lsdException w:name="toc 4" w:uiPriority="39" w:semiHidden="1" w:unhideWhenUsed="1"/>
+    <w:lsdException w:name="toc 5" w:uiPriority="39" w:semiHidden="1" w:unhideWhenUsed="1"/>
+    <w:lsdException w:name="toc 6" w:uiPriority="39" w:semiHidden="1" w:unhideWhenUsed="1"/>
+    <w:lsdException w:name="toc 7" w:uiPriority="39" w:semiHidden="1" w:unhideWhenUsed="1"/>
+    <w:lsdException w:name="toc 8" w:uiPriority="39" w:semiHidden="1" w:unhideWhenUsed="1"/>
+    <w:lsdException w:name="toc 9" w:uiPriority="39" w:semiHidden="1" w:unhideWhenUsed="1"/>
+    <w:lsdException w:name="Normal Indent" w:semiHidden="1" w:unhideWhenUsed="1"/>
+    <w:lsdException w:name="footnote text" w:semiHidden="1" w:unhideWhenUsed="1"/>
+    <w:lsdException w:name="annotation text" w:semiHidden="1" w:unhideWhenUsed="1"/>
+    <w:lsdException w:name="header" w:semiHidden="1" w:unhideWhenUsed="1"/>
+    <w:lsdException w:name="footer" w:semiHidden="1" w:unhideWhenUsed="1"/>
+    <w:lsdException w:name="index heading" w:semiHidden="1" w:unhideWhenUsed="1"/>
+    <w:lsdException w:name="caption" w:uiPriority="35" w:semiHidden="1" w:unhideWhenUsed="1" w:qFormat="1"/>
+    <w:lsdException w:name="table of figures" w:semiHidden="1" w:unhideWhenUsed="1"/>
+    <w:lsdException w:name="envelope address" w:semiHidden="1" w:unhideWhenUsed="1"/>
+    <w:lsdException w:name="envelope return" w:semiHidden="1" w:unhideWhenUsed="1"/>
+    <w:lsdException w:name="footnote reference" w:semiHidden="1" w:unhideWhenUsed="1"/>
+    <w:lsdException w:name="annotation reference" w:semiHidden="1" w:unhideWhenUsed="1"/>
+    <w:lsdException w:name="line number" w:semiHidden="1" w:unhideWhenUsed="1"/>
+    <w:lsdException w:name="page number" w:semiHidden="1" w:unhideWhenUsed="1"/>
+    <w:lsdException w:name="endnote reference" w:semiHidden="1" w:unhideWhenUsed="1"/>
+    <w:lsdException w:name="endnote text" w:semiHidden="1" w:unhideWhenUsed="1"/>
+    <w:lsdException w:name="table of authorities" w:semiHidden="1" w:unhideWhenUsed="1"/>
+    <w:lsdException w:name="macro" w:semiHidden="1" w:unhideWhenUsed="1"/>
+    <w:lsdException w:name="toa heading" w:semiHidden="1" w:unhideWhenUsed="1"/>
+    <w:lsdException w:name="List" w:semiHidden="1" w:unhideWhenUsed="1"/>
+    <w:lsdException w:name="List Bullet" w:semiHidden="1" w:unhideWhenUsed="1"/>
+    <w:lsdException w:name="List Number" w:semiHidden="1" w:unhideWhenUsed="1"/>
+    <w:lsdException w:name="List 2" w:semiHidden="1" w:unhideWhenUsed="1"/>
+    <w:lsdException w:name="List 3" w:semiHidden="1" w:unhideWhenUsed="1"/>
+    <w:lsdException w:name="List 4" w:semiHidden="1" w:unhideWhenUsed="1"/>
+    <w:lsdException w:name="List 5" w:semiHidden="1" w:unhideWhenUsed="1"/>
+    <w:lsdException w:name="List Bullet 2" w:semiHidden="1" w:unhideWhenUsed="1"/>
+    <w:lsdException w:name="List Bullet 3" w:semiHidden="1" w:unhideWhenUsed="1"/>
+    <w:lsdException w:name="List Bullet 4" w:semiHidden="1" w:unhideWhenUsed="1"/>
+    <w:lsdException w:name="List Bullet 5" w:semiHidden="1" w:unhideWhenUsed="1"/>
+    <w:lsdException w:name="List Number 2" w:semiHidden="1" w:unhideWhenUsed="1"/>
+    <w:lsdException w:name="List Number 3" w:semiHidden="1" w:unhideWhenUsed="1"/>
+    <w:lsdException w:name="List Number 4" w:semiHidden="1" w:unhideWhenUsed="1"/>
+    <w:lsdException w:name="List Number 5" w:semiHidden="1" w:unhideWhenUsed="1"/>
+    <w:lsdException w:name="Title" w:uiPriority="10" w:qFormat="1"/>
+    <w:lsdException w:name="Closing" w:semiHidden="1" w:unhideWhenUsed="1"/>
+    <w:lsdException w:name="Signature" w:semiHidden="1" w:unhideWhenUsed="1"/>
+    <w:lsdException w:name="Default Paragraph Font" w:uiPriority="1" w:semiHidden="1" w:unhideWhenUsed="1"/>
+    <w:lsdException w:name="Body Text" w:semiHidden="1" w:unhideWhenUsed="1"/>
+    <w:lsdException w:name="Body Text Indent" w:semiHidden="1" w:unhideWhenUsed="1"/>
+    <w:lsdException w:name="List Continue" w:semiHidden="1" w:unhideWhenUsed="1"/>
+    <w:lsdException w:name="List Continue 2" w:semiHidden="1" w:unhideWhenUsed="1"/>
+    <w:lsdException w:name="List Continue 3" w:semiHidden="1" w:unhideWhenUsed="1"/>
+    <w:lsdException w:name="List Continue 4" w:semiHidden="1" w:unhideWhenUsed="1"/>
+    <w:lsdException w:name="List Continue 5" w:semiHidden="1" w:unhideWhenUsed="1"/>
+    <w:lsdException w:name="Message Header" w:semiHidden="1" w:unhideWhenUsed="1"/>
+    <w:lsdException w:name="Subtitle" w:uiPriority="11" w:qFormat="1"/>
+    <w:lsdException w:name="Salutation" w:semiHidden="1" w:unhideWhenUsed="1"/>
+    <w:lsdException w:name="Date" w:semiHidden="1" w:unhideWhenUsed="1"/>
+    <w:lsdException w:name="Body Text First Indent" w:semiHidden="1" w:unhideWhenUsed="1"/>
+    <w:lsdException w:name="Body Text First Indent 2" w:semiHidden="1" w:unhideWhenUsed="1"/>
+    <w:lsdException w:name="Note Heading" w:semiHidden="1" w:unhideWhenUsed="1"/>
+    <w:lsdException w:name="Body Text 2" w:semiHidden="1" w:unhideWhenUsed="1"/>
+    <w:lsdException w:name="Body Text 3" w:semiHidden="1" w:unhideWhenUsed="1"/>
+    <w:lsdException w:name="Body Text Indent 2" w:semiHidden="1" w:unhideWhenUsed="1"/>
+    <w:lsdException w:name="Body Text Indent 3" w:semiHidden="1" w:unhideWhenUsed="1"/>
+    <w:lsdException w:name="Block Text" w:semiHidden="1" w:unhideWhenUsed="1"/>
+    <w:lsdException w:name="Hyperlink" w:semiHidden="1" w:unhideWhenUsed="1"/>
+    <w:lsdException w:name="FollowedHyperlink" w:semiHidden="1" w:unhideWhenUsed="1"/>
+    <w:lsdException w:name="Strong" w:uiPriority="22" w:qFormat="1"/>
+    <w:lsdException w:name="Emphasis" w:uiPriority="20" w:qFormat="1"/>
+    <w:lsdException w:name="Document Map" w:semiHidden="1" w:unhideWhenUsed="1"/>
+    <w:lsdException w:name="Plain Text" w:semiHidden="1" w:unhideWhenUsed="1"/>
+    <w:lsdException w:name="E-mail Signature" w:semiHidden="1" w:unhideWhenUsed="1"/>
+    <w:lsdException w:name="HTML Top of Form" w:semiHidden="1" w:unhideWhenUsed="1"/>
+    <w:lsdException w:name="HTML Bottom of Form" w:semiHidden="1" w:unhideWhenUsed="1"/>
+    <w:lsdException w:name="Normal (Web)" w:semiHidden="1" w:unhideWhenUsed="1"/>
+    <w:lsdException w:name="HTML Acronym" w:semiHidden="1" w:unhideWhenUsed="1"/>
+    <w:lsdException w:name="HTML Address" w:semiHidden="1" w:unhideWhenUsed="1"/>
+    <w:lsdException w:name="HTML Cite" w:semiHidden="1" w:unhideWhenUsed="1"/>
+    <w:lsdException w:name="HTML Code" w:semiHidden="1" w:unhideWhenUsed="1"/>
+    <w:lsdException w:name="HTML Definition" w:semiHidden="1" w:unhideWhenUsed="1"/>
+    <w:lsdException w:name="HTML Keyboard" w:semiHidden="1" w:unhideWhenUsed="1"/>
+    <w:lsdException w:name="HTML Preformatted" w:semiHidden="1" w:unhideWhenUsed="1"/>
+    <w:lsdException w:name="HTML Sample" w:semiHidden="1" w:unhideWhenUsed="1"/>
+    <w:lsdException w:name="HTML Typewriter" w:semiHidden="1" w:unhideWhenUsed="1"/>
+    <w:lsdException w:name="HTML Variable" w:semiHidden="1" w:unhideWhenUsed="1"/>
+    <w:lsdException w:name="Normal Table" w:semiHidden="1" w:unhideWhenUsed="1"/>
+    <w:lsdException w:name="annotation subject" w:semiHidden="1" w:unhideWhenUsed="1"/>
+    <w:lsdException w:name="No List" w:semiHidden="1" w:unhideWhenUsed="1"/>
+    <w:lsdException w:name="Outline List 1" w:semiHidden="1" w:unhideWhenUsed="1"/>
+    <w:lsdException w:name="Outline List 2" w:semiHidden="1" w:unhideWhenUsed="1"/>
+    <w:lsdException w:name="Outline List 3" w:semiHidden="1" w:unhideWhenUsed="1"/>
+    <w:lsdException w:name="Table Simple 1" w:semiHidden="1" w:unhideWhenUsed="1"/>
+    <w:lsdException w:name="Table Simple 2" w:semiHidden="1" w:unhideWhenUsed="1"/>
+    <w:lsdException w:name="Table Simple 3" w:semiHidden="1" w:unhideWhenUsed="1"/>
+    <w:lsdException w:name="Table Classic 1" w:semiHidden="1" w:unhideWhenUsed="1"/>
+    <w:lsdException w:name="Table Classic 2" w:semiHidden="1" w:unhideWhenUsed="1"/>
+    <w:lsdException w:name="Table Classic 3" w:semiHidden="1" w:unhideWhenUsed="1"/>
+    <w:lsdException w:name="Table Classic 4" w:semiHidden="1" w:unhideWhenUsed="1"/>
+    <w:lsdException w:name="Table Colorful 1" w:semiHidden="1" w:unhideWhenUsed="1"/>
+    <w:lsdException w:name="Table Colorful 2" w:semiHidden="1" w:unhideWhenUsed="1"/>
+    <w:lsdException w:name="Table Colorful 3" w:semiHidden="1" w:unhideWhenUsed="1"/>
+    <w:lsdException w:name="Table Columns 1" w:semiHidden="1" w:unhideWhenUsed="1"/>
+    <w:lsdException w:name="Table Columns 2" w:semiHidden="1" w:unhideWhenUsed="1"/>
+    <w:lsdException w:name="Table Columns 3" w:semiHidden="1" w:unhideWhenUsed="1"/>
+    <w:lsdException w:name="Table Columns 4" w:semiHidden="1" w:unhideWhenUsed="1"/>
+    <w:lsdException w:name="Table Columns 5" w:semiHidden="1" w:unhideWhenUsed="1"/>
+    <w:lsdException w:name="Table Grid 1" w:semiHidden="1" w:unhideWhenUsed="1"/>
+    <w:lsdException w:name="Table Grid 2" w:semiHidden="1" w:unhideWhenUsed="1"/>
+    <w:lsdException w:name="Table Grid 3" w:semiHidden="1" w:unhideWhenUsed="1"/>
+    <w:lsdException w:name="Table Grid 4" w:semiHidden="1" w:unhideWhenUsed="1"/>
+    <w:lsdException w:name="Table Grid 5" w:semiHidden="1" w:unhideWhenUsed="1"/>
+    <w:lsdException w:name="Table Grid 6" w:semiHidden="1" w:unhideWhenUsed="1"/>
+    <w:lsdException w:name="Table Grid 7" w:semiHidden="1" w:unhideWhenUsed="1"/>
+    <w:lsdException w:name="Table Grid 8" w:semiHidden="1" w:unhideWhenUsed="1"/>
+    <w:lsdException w:name="Table List 1" w:semiHidden="1" w:unhideWhenUsed="1"/>
+    <w:lsdException w:name="Table List 2" w:semiHidden="1" w:unhideWhenUsed="1"/>
+    <w:lsdException w:name="Table List 3" w:semiHidden="1" w:unhideWhenUsed="1"/>
+    <w:lsdException w:name="Table List 4" w:semiHidden="1" w:unhideWhenUsed="1"/>
+    <w:lsdException w:name="Table List 5" w:semiHidden="1" w:unhideWhenUsed="1"/>
+    <w:lsdException w:name="Table List 6" w:semiHidden="1" w:unhideWhenUsed="1"/>
+    <w:lsdException w:name="Table List 7" w:semiHidden="1" w:unhideWhenUsed="1"/>
+    <w:lsdException w:name="Table List 8" w:semiHidden="1" w:unhideWhenUsed="1"/>
+    <w:lsdException w:name="Table 3D effects 1" w:semiHidden="1" w:unhideWhenUsed="1"/>
+    <w:lsdException w:name="Table 3D effects 2" w:semiHidden="1" w:unhideWhenUsed="1"/>
+    <w:lsdException w:name="Table 3D effects 3" w:semiHidden="1" w:unhideWhenUsed="1"/>
+    <w:lsdException w:name="Table Contemporary" w:semiHidden="1" w:unhideWhenUsed="1"/>
+    <w:lsdException w:name="Table Elegant" w:semiHidden="1" w:unhideWhenUsed="1"/>
+    <w:lsdException w:name="Table Professional" w:semiHidden="1" w:unhideWhenUsed="1"/>
+    <w:lsdException w:name="Table Subtle 1" w:semiHidden="1" w:unhideWhenUsed="1"/>
+    <w:lsdException w:name="Table Subtle 2" w:semiHidden="1" w:unhideWhenUsed="1"/>
+    <w:lsdException w:name="Table Web 1" w:semiHidden="1" w:unhideWhenUsed="1"/>
+    <w:lsdException w:name="Table Web 2" w:semiHidden="1" w:unhideWhenUsed="1"/>
+    <w:lsdException w:name="Table Web 3" w:semiHidden="1" w:unhideWhenUsed="1"/>
+    <w:lsdException w:name="Balloon Text" w:semiHidden="1" w:unhideWhenUsed="1"/>
+    <w:lsdException w:name="Table Grid" w:uiPriority="39"/>
+    <w:lsdException w:name="Table Theme" w:semiHidden="1" w:unhideWhenUsed="1"/>
+    <w:lsdException w:name="Placeholder Text" w:semiHidden="1"/>
+    <w:lsdException w:name="No Spacing" w:uiPriority="1" w:qFormat="1"/>
+    <w:lsdException w:name="Light Shading" w:uiPriority="60"/>
+    <w:lsdException w:name="Light List" w:uiPriority="61"/>
+    <w:lsdException w:name="Light Grid" w:uiPriority="62"/>
+    <w:lsdException w:name="Medium Shading 1" w:uiPriority="63"/>
+    <w:lsdException w:name="Medium Shading 2" w:uiPriority="64"/>
+    <w:lsdException w:name="Medium List 1" w:uiPriority="65"/>
+    <w:lsdException w:name="Medium List 2" w:uiPriority="66"/>
+    <w:lsdException w:name="Medium Grid 1" w:uiPriority="67"/>
+    <w:lsdException w:name="Medium Grid 2" w:uiPriority="68"/>
+    <w:lsdException w:name="Medium Grid 3" w:uiPriority="69"/>
+    <w:lsdException w:name="Dark List" w:uiPriority="70"/>
+    <w:lsdException w:name="Colorful Shading" w:uiPriority="71"/>
+    <w:lsdException w:name="Colorful List" w:uiPriority="72"/>
+    <w:lsdException w:name="Colorful Grid" w:uiPriority="73"/>
+    <w:lsdException w:name="Light Shading Accent 1" w:uiPriority="60"/>
+    <w:lsdException w:name="Light List Accent 1" w:uiPriority="61"/>
+    <w:lsdException w:name="Light Grid Accent 1" w:uiPriority="62"/>
+    <w:lsdException w:name="Medium Shading 1 Accent 1" w:uiPriority="63"/>
+    <w:lsdException w:name="Medium Shading 2 Accent 1" w:uiPriority="64"/>
+    <w:lsdException w:name="Medium List 1 Accent 1" w:uiPriority="65"/>
+    <w:lsdException w:name="Revision" w:semiHidden="1"/>
+    <w:lsdException w:name="List Paragraph" w:uiPriority="34" w:qFormat="1"/>
+    <w:lsdException w:name="Quote" w:uiPriority="29" w:qFormat="1"/>
+    <w:lsdException w:name="Intense Quote" w:uiPriority="30" w:qFormat="1"/>
+    <w:lsdException w:name="Medium List 2 Accent 1" w:uiPriority="66"/>
+    <w:lsdException w:name="Medium Grid 1 Accent 1" w:uiPriority="67"/>
+    <w:lsdException w:name="Medium Grid 2 Accent 1" w:uiPriority="68"/>
+    <w:lsdException w:name="Medium Grid 3 Accent 1" w:uiPriority="69"/>
+    <w:lsdException w:name="Dark List Accent 1" w:uiPriority="70"/>
+    <w:lsdException w:name="Colorful Shading Accent 1" w:uiPriority="71"/>
+    <w:lsdException w:name="Colorful List Accent 1" w:uiPriority="72"/>
+    <w:lsdException w:name="Colorful Grid Accent 1" w:uiPriority="73"/>
+    <w:lsdException w:name="Light Shading Accent 2" w:uiPriority="60"/>
+    <w:lsdException w:name="Light List Accent 2" w:uiPriority="61"/>
+    <w:lsdException w:name="Light Grid Accent 2" w:uiPriority="62"/>
+    <w:lsdException w:name="Medium Shading 1 Accent 2" w:uiPriority="63"/>
+    <w:lsdException w:name="Medium Shading 2 Accent 2" w:uiPriority="64"/>
+    <w:lsdException w:name="Medium List 1 Accent 2" w:uiPriority="65"/>
+    <w:lsdException w:name="Medium List 2 Accent 2" w:uiPriority="66"/>
+    <w:lsdException w:name="Medium Grid 1 Accent 2" w:uiPriority="67"/>
+    <w:lsdException w:name="Medium Grid 2 Accent 2" w:uiPriority="68"/>
+    <w:lsdException w:name="Medium Grid 3 Accent 2" w:uiPriority="69"/>
+    <w:lsdException w:name="Dark List Accent 2" w:uiPriority="70"/>
+    <w:lsdException w:name="Colorful Shading Accent 2" w:uiPriority="71"/>
+    <w:lsdException w:name="Colorful List Accent 2" w:uiPriority="72"/>
+    <w:lsdException w:name="Colorful Grid Accent 2" w:uiPriority="73"/>
+    <w:lsdException w:name="Light Shading Accent 3" w:uiPriority="60"/>
+    <w:lsdException w:name="Light List Accent 3" w:uiPriority="61"/>
+    <w:lsdException w:name="Light Grid Accent 3" w:uiPriority="62"/>
+    <w:lsdException w:name="Medium Shading 1 Accent 3" w:uiPriority="63"/>
+    <w:lsdException w:name="Medium Shading 2 Accent 3" w:uiPriority="64"/>
+    <w:lsdException w:name="Medium List 1 Accent 3" w:uiPriority="65"/>
+    <w:lsdException w:name="Medium List 2 Accent 3" w:uiPriority="66"/>
+    <w:lsdException w:name="Medium Grid 1 Accent 3" w:uiPriority="67"/>
+    <w:lsdException w:name="Medium Grid 2 Accent 3" w:uiPriority="68"/>
+    <w:lsdException w:name="Medium Grid 3 Accent 3" w:uiPriority="69"/>
+    <w:lsdException w:name="Dark List Accent 3" w:uiPriority="70"/>
+    <w:lsdException w:name="Colorful Shading Accent 3" w:uiPriority="71"/>
+    <w:lsdException w:name="Colorful List Accent 3" w:uiPriority="72"/>
+    <w:lsdException w:name="Colorful Grid Accent 3" w:uiPriority="73"/>
+    <w:lsdException w:name="Light Shading Accent 4" w:uiPriority="60"/>
+    <w:lsdException w:name="Light List Accent 4" w:uiPriority="61"/>
+    <w:lsdException w:name="Light Grid Accent 4" w:uiPriority="62"/>
+    <w:lsdException w:name="Medium Shading 1 Accent 4" w:uiPriority="63"/>
+    <w:lsdException w:name="Medium Shading 2 Accent 4" w:uiPriority="64"/>
+    <w:lsdException w:name="Medium List 1 Accent 4" w:uiPriority="65"/>
+    <w:lsdException w:name="Medium List 2 Accent 4" w:uiPriority="66"/>
+    <w:lsdException w:name="Medium Grid 1 Accent 4" w:uiPriority="67"/>
+    <w:lsdException w:name="Medium Grid 2 Accent 4" w:uiPriority="68"/>
+    <w:lsdException w:name="Medium Grid 3 Accent 4" w:uiPriority="69"/>
+    <w:lsdException w:name="Dark List Accent 4" w:uiPriority="70"/>
+    <w:lsdException w:name="Colorful Shading Accent 4" w:uiPriority="71"/>
+    <w:lsdException w:name="Colorful List Accent 4" w:uiPriority="72"/>
+    <w:lsdException w:name="Colorful Grid Accent 4" w:uiPriority="73"/>
+    <w:lsdException w:name="Light Shading Accent 5" w:uiPriority="60"/>
+    <w:lsdException w:name="Light List Accent 5" w:uiPriority="61"/>
+    <w:lsdException w:name="Light Grid Accent 5" w:uiPriority="62"/>
+    <w:lsdException w:name="Medium Shading 1 Accent 5" w:uiPriority="63"/>
+    <w:lsdException w:name="Medium Shading 2 Accent 5" w:uiPriority="64"/>
+    <w:lsdException w:name="Medium List 1 Accent 5" w:uiPriority="65"/>
+    <w:lsdException w:name="Medium List 2 Accent 5" w:uiPriority="66"/>
+    <w:lsdException w:name="Medium Grid 1 Accent 5" w:uiPriority="67"/>
+    <w:lsdException w:name="Medium Grid 2 Accent 5" w:uiPriority="68"/>
+    <w:lsdException w:name="Medium Grid 3 Accent 5" w:uiPriority="69"/>
+    <w:lsdException w:name="Dark List Accent 5" w:uiPriority="70"/>
+    <w:lsdException w:name="Colorful Shading Accent 5" w:uiPriority="71"/>
+    <w:lsdException w:name="Colorful List Accent 5" w:uiPriority="72"/>
+    <w:lsdException w:name="Colorful Grid Accent 5" w:uiPriority="73"/>
+    <w:lsdException w:name="Light Shading Accent 6" w:uiPriority="60"/>
+    <w:lsdException w:name="Light List Accent 6" w:uiPriority="61"/>
+    <w:lsdException w:name="Light Grid Accent 6" w:uiPriority="62"/>
+    <w:lsdException w:name="Medium Shading 1 Accent 6" w:uiPriority="63"/>
+    <w:lsdException w:name="Medium Shading 2 Accent 6" w:uiPriority="64"/>
+    <w:lsdException w:name="Medium List 1 Accent 6" w:uiPriority="65"/>
+    <w:lsdException w:name="Medium List 2 Accent 6" w:uiPriority="66"/>
+    <w:lsdException w:name="Medium Grid 1 Accent 6" w:uiPriority="67"/>
+    <w:lsdException w:name="Medium Grid 2 Accent 6" w:uiPriority="68"/>
+    <w:lsdException w:name="Medium Grid 3 Accent 6" w:uiPriority="69"/>
+    <w:lsdException w:name="Dark List Accent 6" w:uiPriority="70"/>
+    <w:lsdException w:name="Colorful Shading Accent 6" w:uiPriority="71"/>
+    <w:lsdException w:name="Colorful List Accent 6" w:uiPriority="72"/>
+    <w:lsdException w:name="Colorful Grid Accent 6" w:uiPriority="73"/>
+    <w:lsdException w:name="Subtle Emphasis" w:uiPriority="19" w:qFormat="1"/>
+    <w:lsdException w:name="Intense Emphasis" w:uiPriority="21" w:qFormat="1"/>
+    <w:lsdException w:name="Subtle Reference" w:uiPriority="31" w:qFormat="1"/>
+    <w:lsdException w:name="Intense Reference" w:uiPriority="32" w:qFormat="1"/>
+    <w:lsdException w:name="Book Title" w:uiPriority="33" w:qFormat="1"/>
+    <w:lsdException w:name="Bibliography" w:uiPriority="37" w:semiHidden="1" w:unhideWhenUsed="1"/>
+    <w:lsdException w:name="TOC Heading" w:uiPriority="39" w:semiHidden="1" w:unhideWhenUsed="1" w:qFormat="1"/>
+    <w:lsdException w:name="Plain Table 1" w:uiPriority="41"/>
+    <w:lsdException w:name="Plain Table 2" w:uiPriority="42"/>
+    <w:lsdException w:name="Plain Table 3" w:uiPriority="43"/>
+    <w:lsdException w:name="Plain Table 4" w:uiPriority="44"/>
+    <w:lsdException w:name="Plain Table 5" w:uiPriority="45"/>
+    <w:lsdException w:name="Grid Table Light" w:uiPriority="40"/>
+    <w:lsdException w:name="Grid Table 1 Light" w:uiPriority="46"/>
+    <w:lsdException w:name="Grid Table 2" w:uiPriority="47"/>
+    <w:lsdException w:name="Grid Table 3" w:uiPriority="48"/>
+    <w:lsdException w:name="Grid Table 4" w:uiPriority="49"/>
+    <w:lsdException w:name="Grid Table 5 Dark" w:uiPriority="50"/>
+    <w:lsdException w:name="Grid Table 6 Colorful" w:uiPriority="51"/>
+    <w:lsdException w:name="Grid Table 7 Colorful" w:uiPriority="52"/>
+    <w:lsdException w:name="Grid Table 1 Light Accent 1" w:uiPriority="46"/>
+    <w:lsdException w:name="Grid Table 2 Accent 1" w:uiPriority="47"/>
+    <w:lsdException w:name="Grid Table 3 Accent 1" w:uiPriority="48"/>
+    <w:lsdException w:name="Grid Table 4 Accent 1" w:uiPriority="49"/>
+    <w:lsdException w:name="Grid Table 5 Dark Accent 1" w:uiPriority="50"/>
+    <w:lsdException w:name="Grid Table 6 Colorful Accent 1" w:uiPriority="51"/>
+    <w:lsdException w:name="Grid Table 7 Colorful Accent 1" w:uiPriority="52"/>
+    <w:lsdException w:name="Grid Table 1 Light Accent 2" w:uiPriority="46"/>
+    <w:lsdException w:name="Grid Table 2 Accent 2" w:uiPriority="47"/>
+    <w:lsdException w:name="Grid Table 3 Accent 2" w:uiPriority="48"/>
+    <w:lsdException w:name="Grid Table 4 Accent 2" w:uiPriority="49"/>
+    <w:lsdException w:name="Grid Table 5 Dark Accent 2" w:uiPriority="50"/>
+    <w:lsdException w:name="Grid Table 6 Colorful Accent 2" w:uiPriority="51"/>
+    <w:lsdException w:name="Grid Table 7 Colorful Accent 2" w:uiPriority="52"/>
+    <w:lsdException w:name="Grid Table 1 Light Accent 3" w:uiPriority="46"/>
+    <w:lsdException w:name="Grid Table 2 Accent 3" w:uiPriority="47"/>
+    <w:lsdException w:name="Grid Table 3 Accent 3" w:uiPriority="48"/>
+    <w:lsdException w:name="Grid Table 4 Accent 3" w:uiPriority="49"/>
+    <w:lsdException w:name="Grid Table 5 Dark Accent 3" w:uiPriority="50"/>
+    <w:lsdException w:name="Grid Table 6 Colorful Accent 3" w:uiPriority="51"/>
+    <w:lsdException w:name="Grid Table 7 Colorful Accent 3" w:uiPriority="52"/>
+    <w:lsdException w:name="Grid Table 1 Light Accent 4" w:uiPriority="46"/>
+    <w:lsdException w:name="Grid Table 2 Accent 4" w:uiPriority="47"/>
+    <w:lsdException w:name="Grid Table 3 Accent 4" w:uiPriority="48"/>
+    <w:lsdException w:name="Grid Table 4 Accent 4" w:uiPriority="49"/>
+    <w:lsdException w:name="Grid Table 5 Dark Accent 4" w:uiPriority="50"/>
+    <w:lsdException w:name="Grid Table 6 Colorful Accent 4" w:uiPriority="51"/>
+    <w:lsdException w:name="Grid Table 7 Colorful Accent 4" w:uiPriority="52"/>
+    <w:lsdException w:name="Grid Table 1 Light Accent 5" w:uiPriority="46"/>
+    <w:lsdException w:name="Grid Table 2 Accent 5" w:uiPriority="47"/>
+    <w:lsdException w:name="Grid Table 3 Accent 5" w:uiPriority="48"/>
+    <w:lsdException w:name="Grid Table 4 Accent 5" w:uiPriority="49"/>
+    <w:lsdException w:name="Grid Table 5 Dark Accent 5" w:uiPriority="50"/>
+    <w:lsdException w:name="Grid Table 6 Colorful Accent 5" w:uiPriority="51"/>
+    <w:lsdException w:name="Grid Table 7 Colorful Accent 5" w:uiPriority="52"/>
+    <w:lsdException w:name="Grid Table 1 Light Accent 6" w:uiPriority="46"/>
+    <w:lsdException w:name="Grid Table 2 Accent 6" w:uiPriority="47"/>
+    <w:lsdException w:name="Grid Table 3 Accent 6" w:uiPriority="48"/>
+    <w:lsdException w:name="Grid Table 4 Accent 6" w:uiPriority="49"/>
+    <w:lsdException w:name="Grid Table 5 Dark Accent 6" w:uiPriority="50"/>
+    <w:lsdException w:name="Grid Table 6 Colorful Accent 6" w:uiPriority="51"/>
+    <w:lsdException w:name="Grid Table 7 Colorful Accent 6" w:uiPriority="52"/>
+    <w:lsdException w:name="List Table 1 Light" w:uiPriority="46"/>
+    <w:lsdException w:name="List Table 2" w:uiPriority="47"/>
+    <w:lsdException w:name="List Table 3" w:uiPriority="48"/>
+    <w:lsdException w:name="List Table 4" w:uiPriority="49"/>
+    <w:lsdException w:name="List Table 5 Dark" w:uiPriority="50"/>
+    <w:lsdException w:name="List Table 6 Colorful" w:uiPriority="51"/>
+    <w:lsdException w:name="List Table 7 Colorful" w:uiPriority="52"/>
+    <w:lsdException w:name="List Table 1 Light Accent 1" w:uiPriority="46"/>
+    <w:lsdException w:name="List Table 2 Accent 1" w:uiPriority="47"/>
+    <w:lsdException w:name="List Table 3 Accent 1" w:uiPriority="48"/>
+    <w:lsdException w:name="List Table 4 Accent 1" w:uiPriority="49"/>
+    <w:lsdException w:name="List Table 5 Dark Accent 1" w:uiPriority="50"/>
+    <w:lsdException w:name="List Table 6 Colorful Accent 1" w:uiPriority="51"/>
+    <w:lsdException w:name="List Table 7 Colorful Accent 1" w:uiPriority="52"/>
+    <w:lsdException w:name="List Table 1 Light Accent 2" w:uiPriority="46"/>
+    <w:lsdException w:name="List Table 2 Accent 2" w:uiPriority="47"/>
+    <w:lsdException w:name="List Table 3 Accent 2" w:uiPriority="48"/>
+    <w:lsdException w:name="List Table 4 Accent 2" w:uiPriority="49"/>
+    <w:lsdException w:name="List Table 5 Dark Accent 2" w:uiPriority="50"/>
+    <w:lsdException w:name="List Table 6 Colorful Accent 2" w:uiPriority="51"/>
+    <w:lsdException w:name="List Table 7 Colorful Accent 2" w:uiPriority="52"/>
+    <w:lsdException w:name="List Table 1 Light Accent 3" w:uiPriority="46"/>
+    <w:lsdException w:name="List Table 2 Accent 3" w:uiPriority="47"/>
+    <w:lsdException w:name="List Table 3 Accent 3" w:uiPriority="48"/>
+    <w:lsdException w:name="List Table 4 Accent 3" w:uiPriority="49"/>
+    <w:lsdException w:name="List Table 5 Dark Accent 3" w:uiPriority="50"/>
+    <w:lsdException w:name="List Table 6 Colorful Accent 3" w:uiPriority="51"/>
+    <w:lsdException w:name="List Table 7 Colorful Accent 3" w:uiPriority="52"/>
+    <w:lsdException w:name="List Table 1 Light Accent 4" w:uiPriority="46"/>
+    <w:lsdException w:name="List Table 2 Accent 4" w:uiPriority="47"/>
+    <w:lsdException w:name="List Table 3 Accent 4" w:uiPriority="48"/>
+    <w:lsdException w:name="List Table 4 Accent 4" w:uiPriority="49"/>
+    <w:lsdException w:name="List Table 5 Dark Accent 4" w:uiPriority="50"/>
+    <w:lsdException w:name="List Table 6 Colorful Accent 4" w:uiPriority="51"/>
+    <w:lsdException w:name="List Table 7 Colorful Accent 4" w:uiPriority="52"/>
+    <w:lsdException w:name="List Table 1 Light Accent 5" w:uiPriority="46"/>
+    <w:lsdException w:name="List Table 2 Accent 5" w:uiPriority="47"/>
+    <w:lsdException w:name="List Table 3 Accent 5" w:uiPriority="48"/>
+    <w:lsdException w:name="List Table 4 Accent 5" w:uiPriority="49"/>
+    <w:lsdException w:name="List Table 5 Dark Accent 5" w:uiPriority="50"/>
+    <w:lsdException w:name="List Table 6 Colorful Accent 5" w:uiPriority="51"/>
+    <w:lsdException w:name="List Table 7 Colorful Accent 5" w:uiPriority="52"/>
+    <w:lsdException w:name="List Table 1 Light Accent 6" w:uiPriority="46"/>
+    <w:lsdException w:name="List Table 2 Accent 6" w:uiPriority="47"/>
+    <w:lsdException w:name="List Table 3 Accent 6" w:uiPriority="48"/>
+    <w:lsdException w:name="List Table 4 Accent 6" w:uiPriority="49"/>
+    <w:lsdException w:name="List Table 5 Dark Accent 6" w:uiPriority="50"/>
+    <w:lsdException w:name="List Table 6 Colorful Accent 6" w:uiPriority="51"/>
+    <w:lsdException w:name="List Table 7 Colorful Accent 6" w:uiPriority="52"/>
+    <w:lsdException w:name="Mention" w:semiHidden="1" w:unhideWhenUsed="1"/>
+    <w:lsdException w:name="Smart Hyperlink" w:semiHidden="1" w:unhideWhenUsed="1"/>
+    <w:lsdException w:name="Hashtag" w:semiHidden="1" w:unhideWhenUsed="1"/>
+    <w:lsdException w:name="Unresolved Mention" w:semiHidden="1" w:unhideWhenUsed="1"/>
+    <w:lsdException w:name="Smart Link" w:semiHidden="1" w:unhideWhenUsed="1"/>
+  </w:latentStyles>
   <w:style w:type="paragraph" w:styleId="Normal" w:default="1">
-    <w:name w:val="normal"/>
+    <w:name w:val="Normal"/>
+    <w:qFormat/>
   </w:style>
   <w:style w:type="paragraph" w:styleId="Heading1">
     <w:name w:val="heading 1"/>
     <w:basedOn w:val="Normal"/>
     <w:next w:val="Normal"/>
+    <w:uiPriority w:val="9"/>
+    <w:qFormat/>
     <w:pPr>
-      <w:keepNext w:val="1"/>
-      <w:keepLines w:val="1"/>
-      <w:pageBreakBefore w:val="0"/>
-      <w:spacing w:after="120" w:before="400" w:lineRule="auto"/>
+      <w:keepNext/>
+      <w:keepLines/>
+      <w:spacing w:before="400" w:after="120"/>
+      <w:outlineLvl w:val="0"/>
     </w:pPr>
     <w:rPr>
       <w:sz w:val="40"/>
@@ -2248,15 +2693,16 @@
     <w:name w:val="heading 2"/>
     <w:basedOn w:val="Normal"/>
     <w:next w:val="Normal"/>
+    <w:uiPriority w:val="9"/>
+    <w:unhideWhenUsed/>
+    <w:qFormat/>
     <w:pPr>
-      <w:keepNext w:val="1"/>
-      <w:keepLines w:val="1"/>
-      <w:pageBreakBefore w:val="0"/>
-      <w:spacing w:after="120" w:before="360" w:lineRule="auto"/>
+      <w:keepNext/>
+      <w:keepLines/>
+      <w:spacing w:before="360" w:after="120"/>
+      <w:outlineLvl w:val="1"/>
     </w:pPr>
     <w:rPr>
-      <w:b w:val="0"/>
-      <w:bCs w:val="0"/>
       <w:sz w:val="32"/>
       <w:szCs w:val="32"/>
     </w:rPr>
@@ -2265,15 +2711,16 @@
     <w:name w:val="heading 3"/>
     <w:basedOn w:val="Normal"/>
     <w:next w:val="Normal"/>
+    <w:uiPriority w:val="9"/>
+    <w:unhideWhenUsed/>
+    <w:qFormat/>
     <w:pPr>
-      <w:keepNext w:val="1"/>
-      <w:keepLines w:val="1"/>
-      <w:pageBreakBefore w:val="0"/>
-      <w:spacing w:after="80" w:before="320" w:lineRule="auto"/>
+      <w:keepNext/>
+      <w:keepLines/>
+      <w:spacing w:before="320" w:after="80"/>
+      <w:outlineLvl w:val="2"/>
     </w:pPr>
     <w:rPr>
-      <w:b w:val="0"/>
-      <w:bCs w:val="0"/>
       <w:color w:val="434343"/>
       <w:sz w:val="28"/>
       <w:szCs w:val="28"/>
@@ -2283,11 +2730,15 @@
     <w:name w:val="heading 4"/>
     <w:basedOn w:val="Normal"/>
     <w:next w:val="Normal"/>
+    <w:uiPriority w:val="9"/>
+    <w:semiHidden/>
+    <w:unhideWhenUsed/>
+    <w:qFormat/>
     <w:pPr>
-      <w:keepNext w:val="1"/>
-      <w:keepLines w:val="1"/>
-      <w:pageBreakBefore w:val="0"/>
-      <w:spacing w:after="80" w:before="280" w:lineRule="auto"/>
+      <w:keepNext/>
+      <w:keepLines/>
+      <w:spacing w:before="280" w:after="80"/>
+      <w:outlineLvl w:val="3"/>
     </w:pPr>
     <w:rPr>
       <w:color w:val="666666"/>
@@ -2299,45 +2750,88 @@
     <w:name w:val="heading 5"/>
     <w:basedOn w:val="Normal"/>
     <w:next w:val="Normal"/>
+    <w:uiPriority w:val="9"/>
+    <w:semiHidden/>
+    <w:unhideWhenUsed/>
+    <w:qFormat/>
     <w:pPr>
-      <w:keepNext w:val="1"/>
-      <w:keepLines w:val="1"/>
-      <w:pageBreakBefore w:val="0"/>
-      <w:spacing w:after="80" w:before="240" w:lineRule="auto"/>
+      <w:keepNext/>
+      <w:keepLines/>
+      <w:spacing w:before="240" w:after="80"/>
+      <w:outlineLvl w:val="4"/>
     </w:pPr>
     <w:rPr>
       <w:color w:val="666666"/>
-      <w:sz w:val="22"/>
-      <w:szCs w:val="22"/>
     </w:rPr>
   </w:style>
   <w:style w:type="paragraph" w:styleId="Heading6">
     <w:name w:val="heading 6"/>
     <w:basedOn w:val="Normal"/>
     <w:next w:val="Normal"/>
+    <w:uiPriority w:val="9"/>
+    <w:semiHidden/>
+    <w:unhideWhenUsed/>
+    <w:qFormat/>
     <w:pPr>
-      <w:keepNext w:val="1"/>
-      <w:keepLines w:val="1"/>
-      <w:pageBreakBefore w:val="0"/>
-      <w:spacing w:after="80" w:before="240" w:lineRule="auto"/>
+      <w:keepNext/>
+      <w:keepLines/>
+      <w:spacing w:before="240" w:after="80"/>
+      <w:outlineLvl w:val="5"/>
     </w:pPr>
     <w:rPr>
-      <w:i w:val="1"/>
-      <w:iCs w:val="1"/>
+      <w:i/>
+      <w:iCs/>
       <w:color w:val="666666"/>
-      <w:sz w:val="22"/>
-      <w:szCs w:val="22"/>
     </w:rPr>
+  </w:style>
+  <w:style w:type="character" w:styleId="DefaultParagraphFont" w:default="1">
+    <w:name w:val="Default Paragraph Font"/>
+    <w:uiPriority w:val="1"/>
+    <w:semiHidden/>
+    <w:unhideWhenUsed/>
+  </w:style>
+  <w:style w:type="table" w:styleId="TableNormal" w:default="1">
+    <w:name w:val="Normal Table"/>
+    <w:uiPriority w:val="99"/>
+    <w:semiHidden/>
+    <w:unhideWhenUsed/>
+    <w:tblPr>
+      <w:tblInd w:w="0" w:type="dxa"/>
+      <w:tblCellMar>
+        <w:top w:w="0" w:type="dxa"/>
+        <w:left w:w="108" w:type="dxa"/>
+        <w:bottom w:w="0" w:type="dxa"/>
+        <w:right w:w="108" w:type="dxa"/>
+      </w:tblCellMar>
+    </w:tblPr>
+  </w:style>
+  <w:style w:type="numbering" w:styleId="NoList" w:default="1">
+    <w:name w:val="No List"/>
+    <w:uiPriority w:val="99"/>
+    <w:semiHidden/>
+    <w:unhideWhenUsed/>
+  </w:style>
+  <w:style w:type="table" w:styleId="TableNormal0" w:customStyle="1">
+    <w:name w:val="TableNormal"/>
+    <w:tblPr>
+      <w:tblCellMar>
+        <w:top w:w="100" w:type="dxa"/>
+        <w:left w:w="100" w:type="dxa"/>
+        <w:bottom w:w="100" w:type="dxa"/>
+        <w:right w:w="100" w:type="dxa"/>
+      </w:tblCellMar>
+    </w:tblPr>
   </w:style>
   <w:style w:type="paragraph" w:styleId="Title">
     <w:name w:val="Title"/>
     <w:basedOn w:val="Normal"/>
     <w:next w:val="Normal"/>
+    <w:uiPriority w:val="10"/>
+    <w:qFormat/>
     <w:pPr>
-      <w:keepNext w:val="1"/>
-      <w:keepLines w:val="1"/>
-      <w:pageBreakBefore w:val="0"/>
-      <w:spacing w:after="60" w:before="0" w:lineRule="auto"/>
+      <w:keepNext/>
+      <w:keepLines/>
+      <w:spacing w:after="60"/>
     </w:pPr>
     <w:rPr>
       <w:sz w:val="52"/>
@@ -2348,16 +2842,14 @@
     <w:name w:val="Subtitle"/>
     <w:basedOn w:val="Normal"/>
     <w:next w:val="Normal"/>
+    <w:uiPriority w:val="11"/>
+    <w:qFormat/>
     <w:pPr>
-      <w:keepNext w:val="1"/>
-      <w:keepLines w:val="1"/>
-      <w:pageBreakBefore w:val="0"/>
-      <w:spacing w:after="320" w:before="0" w:lineRule="auto"/>
+      <w:keepNext/>
+      <w:keepLines/>
+      <w:spacing w:after="320"/>
     </w:pPr>
     <w:rPr>
-      <w:rFonts w:ascii="Arial" w:cs="Arial" w:eastAsia="Arial" w:hAnsi="Arial"/>
-      <w:i w:val="0"/>
-      <w:iCs w:val="0"/>
       <w:color w:val="666666"/>
       <w:sz w:val="30"/>
       <w:szCs w:val="30"/>
@@ -2687,8 +3179,17 @@
 </file>
 
 <file path=customXml/item1.xml><?xml version="1.0" encoding="utf-8"?>
-<ct:contentTypeSchema xmlns:ct="http://schemas.microsoft.com/office/2006/metadata/contentType" xmlns:ma="http://schemas.microsoft.com/office/2006/metadata/properties/metaAttributes" ct:_="" ma:_="" ma:contentTypeName="Document" ma:contentTypeID="0x010100A2BA95BF13F2874EA53C62090463B696" ma:contentTypeVersion="9" ma:contentTypeDescription="Create a new document." ma:contentTypeScope="" ma:versionID="074a79b19837cf314783e01a452153f9">
-  <xsd:schema xmlns:xsd="http://www.w3.org/2001/XMLSchema" xmlns:xs="http://www.w3.org/2001/XMLSchema" xmlns:p="http://schemas.microsoft.com/office/2006/metadata/properties" xmlns:ns2="45c2ad31-6081-47b0-9a1c-493171cf57bb" xmlns:ns3="f804db37-045c-4be0-9a8e-7e159ca899d9" targetNamespace="http://schemas.microsoft.com/office/2006/metadata/properties" ma:root="true" ma:fieldsID="b76c67ee27d5dd1973878e0b1d9fdf18" ns2:_="" ns3:_="">
+<?mso-contentType ?>
+<FormTemplates xmlns="http://schemas.microsoft.com/sharepoint/v3/contenttype/forms">
+  <Display>DocumentLibraryForm</Display>
+  <Edit>DocumentLibraryForm</Edit>
+  <New>DocumentLibraryForm</New>
+</FormTemplates>
+</file>
+
+<file path=customXml/item2.xml><?xml version="1.0" encoding="utf-8"?>
+<ct:contentTypeSchema xmlns:ct="http://schemas.microsoft.com/office/2006/metadata/contentType" xmlns:ma="http://schemas.microsoft.com/office/2006/metadata/properties/metaAttributes" ct:_="" ma:_="" ma:contentTypeName="Document" ma:contentTypeID="0x010100A2BA95BF13F2874EA53C62090463B696" ma:contentTypeVersion="9" ma:contentTypeDescription="Create a new document." ma:contentTypeScope="" ma:versionID="185a819d8b29fb1c5c69deeb9ddc6f6b">
+  <xsd:schema xmlns:xsd="http://www.w3.org/2001/XMLSchema" xmlns:xs="http://www.w3.org/2001/XMLSchema" xmlns:p="http://schemas.microsoft.com/office/2006/metadata/properties" xmlns:ns2="45c2ad31-6081-47b0-9a1c-493171cf57bb" xmlns:ns3="f804db37-045c-4be0-9a8e-7e159ca899d9" targetNamespace="http://schemas.microsoft.com/office/2006/metadata/properties" ma:root="true" ma:fieldsID="3b7aed2052f969993216002cb5cd1016" ns2:_="" ns3:_="">
     <xsd:import namespace="45c2ad31-6081-47b0-9a1c-493171cf57bb"/>
     <xsd:import namespace="f804db37-045c-4be0-9a8e-7e159ca899d9"/>
     <xsd:element name="properties">
@@ -2867,15 +3368,6 @@
 </ct:contentTypeSchema>
 </file>
 
-<file path=customXml/item2.xml><?xml version="1.0" encoding="utf-8"?>
-<?mso-contentType ?>
-<FormTemplates xmlns="http://schemas.microsoft.com/sharepoint/v3/contenttype/forms">
-  <Display>DocumentLibraryForm</Display>
-  <Edit>DocumentLibraryForm</Edit>
-  <New>DocumentLibraryForm</New>
-</FormTemplates>
-</file>
-
 <file path=customXml/item3.xml><?xml version="1.0" encoding="utf-8"?>
 <p:properties xmlns:p="http://schemas.microsoft.com/office/2006/metadata/properties" xmlns:xsi="http://www.w3.org/2001/XMLSchema-instance" xmlns:pc="http://schemas.microsoft.com/office/infopath/2007/PartnerControls">
   <documentManagement>
@@ -2888,13 +3380,24 @@
 </file>
 
 <file path=customXml/itemProps1.xml><?xml version="1.0" encoding="utf-8"?>
-<ds:datastoreItem xmlns:ds="http://schemas.openxmlformats.org/officeDocument/2006/customXml" ds:itemID="{64ACDC74-BB9B-47D6-B8CC-36194B8AF5D0}"/>
+<ds:datastoreItem xmlns:ds="http://schemas.openxmlformats.org/officeDocument/2006/customXml" ds:itemID="{1EDDDF08-BFEE-412D-A9E1-4D5FF31BCEF2}">
+  <ds:schemaRefs>
+    <ds:schemaRef ds:uri="http://schemas.microsoft.com/sharepoint/v3/contenttype/forms"/>
+  </ds:schemaRefs>
+</ds:datastoreItem>
 </file>
 
 <file path=customXml/itemProps2.xml><?xml version="1.0" encoding="utf-8"?>
-<ds:datastoreItem xmlns:ds="http://schemas.openxmlformats.org/officeDocument/2006/customXml" ds:itemID="{1EDDDF08-BFEE-412D-A9E1-4D5FF31BCEF2}"/>
+<ds:datastoreItem xmlns:ds="http://schemas.openxmlformats.org/officeDocument/2006/customXml" ds:itemID="{21CF0734-E062-49D2-9B40-1B397EBE49B4}"/>
 </file>
 
 <file path=customXml/itemProps3.xml><?xml version="1.0" encoding="utf-8"?>
-<ds:datastoreItem xmlns:ds="http://schemas.openxmlformats.org/officeDocument/2006/customXml" ds:itemID="{D4401D51-A3F3-4D79-B534-4CEC09BEFFD9}"/>
+<ds:datastoreItem xmlns:ds="http://schemas.openxmlformats.org/officeDocument/2006/customXml" ds:itemID="{D4401D51-A3F3-4D79-B534-4CEC09BEFFD9}">
+  <ds:schemaRefs>
+    <ds:schemaRef ds:uri="http://schemas.microsoft.com/office/2006/metadata/properties"/>
+    <ds:schemaRef ds:uri="http://schemas.microsoft.com/office/infopath/2007/PartnerControls"/>
+    <ds:schemaRef ds:uri="45c2ad31-6081-47b0-9a1c-493171cf57bb"/>
+    <ds:schemaRef ds:uri="f804db37-045c-4be0-9a8e-7e159ca899d9"/>
+  </ds:schemaRefs>
+</ds:datastoreItem>
 </file>